--- a/public/resume.docx
+++ b/public/resume.docx
@@ -1,6 +1,6 @@
 
 <file path=word/document.xml><?xml version="1.0" encoding="utf-8"?>
-<w:document xmlns:wpc="http://schemas.microsoft.com/office/word/2010/wordprocessingCanvas" xmlns:cx="http://schemas.microsoft.com/office/drawing/2014/chartex" xmlns:cx1="http://schemas.microsoft.com/office/drawing/2015/9/8/chartex" xmlns:cx2="http://schemas.microsoft.com/office/drawing/2015/10/21/chartex" xmlns:cx3="http://schemas.microsoft.com/office/drawing/2016/5/9/chartex" xmlns:cx4="http://schemas.microsoft.com/office/drawing/2016/5/10/chartex" xmlns:cx5="http://schemas.microsoft.com/office/drawing/2016/5/11/chartex" xmlns:cx6="http://schemas.microsoft.com/office/drawing/2016/5/12/chartex" xmlns:cx7="http://schemas.microsoft.com/office/drawing/2016/5/13/chartex" xmlns:cx8="http://schemas.microsoft.com/office/drawing/2016/5/14/chartex" xmlns:mc="http://schemas.openxmlformats.org/markup-compatibility/2006" xmlns:aink="http://schemas.microsoft.com/office/drawing/2016/ink" xmlns:am3d="http://schemas.microsoft.com/office/drawing/2017/model3d" xmlns:o="urn:schemas-microsoft-com:office:office" xmlns:oel="http://schemas.microsoft.com/office/2019/extlst" xmlns:r="http://schemas.openxmlformats.org/officeDocument/2006/relationships" xmlns:m="http://schemas.openxmlformats.org/officeDocument/2006/math" xmlns:v="urn:schemas-microsoft-com:vml" xmlns:wp14="http://schemas.microsoft.com/office/word/2010/wordprocessingDrawing" xmlns:wp="http://schemas.openxmlformats.org/drawingml/2006/wordprocessingDrawing" xmlns:w10="urn:schemas-microsoft-com:office:word" xmlns:w="http://schemas.openxmlformats.org/wordprocessingml/2006/main" xmlns:w14="http://schemas.microsoft.com/office/word/2010/wordml" xmlns:w15="http://schemas.microsoft.com/office/word/2012/wordml" xmlns:w16cex="http://schemas.microsoft.com/office/word/2018/wordml/cex" xmlns:w16cid="http://schemas.microsoft.com/office/word/2016/wordml/cid" xmlns:w16="http://schemas.microsoft.com/office/word/2018/wordml" xmlns:w16du="http://schemas.microsoft.com/office/word/2023/wordml/word16du" xmlns:w16sdtdh="http://schemas.microsoft.com/office/word/2020/wordml/sdtdatahash" xmlns:w16sdtfl="http://schemas.microsoft.com/office/word/2024/wordml/sdtformatlock" xmlns:w16se="http://schemas.microsoft.com/office/word/2015/wordml/symex" xmlns:wpg="http://schemas.microsoft.com/office/word/2010/wordprocessingGroup" xmlns:wpi="http://schemas.microsoft.com/office/word/2010/wordprocessingInk" xmlns:wne="http://schemas.microsoft.com/office/word/2006/wordml" xmlns:wps="http://schemas.microsoft.com/office/word/2010/wordprocessingShape" mc:Ignorable="w14 w15 w16se w16cid w16 w16cex w16sdtdh w16sdtfl w16du wp14">
+<w:document xmlns:wpc="http://schemas.microsoft.com/office/word/2010/wordprocessingCanvas" xmlns:cx="http://schemas.microsoft.com/office/drawing/2014/chartex" xmlns:cx1="http://schemas.microsoft.com/office/drawing/2015/9/8/chartex" xmlns:cx2="http://schemas.microsoft.com/office/drawing/2015/10/21/chartex" xmlns:cx3="http://schemas.microsoft.com/office/drawing/2016/5/9/chartex" xmlns:cx4="http://schemas.microsoft.com/office/drawing/2016/5/10/chartex" xmlns:cx5="http://schemas.microsoft.com/office/drawing/2016/5/11/chartex" xmlns:cx6="http://schemas.microsoft.com/office/drawing/2016/5/12/chartex" xmlns:cx7="http://schemas.microsoft.com/office/drawing/2016/5/13/chartex" xmlns:cx8="http://schemas.microsoft.com/office/drawing/2016/5/14/chartex" xmlns:mc="http://schemas.openxmlformats.org/markup-compatibility/2006" xmlns:aink="http://schemas.microsoft.com/office/drawing/2016/ink" xmlns:am3d="http://schemas.microsoft.com/office/drawing/2017/model3d" xmlns:o="urn:schemas-microsoft-com:office:office" xmlns:oel="http://schemas.microsoft.com/office/2019/extlst" xmlns:r="http://schemas.openxmlformats.org/officeDocument/2006/relationships" xmlns:m="http://schemas.openxmlformats.org/officeDocument/2006/math" xmlns:v="urn:schemas-microsoft-com:vml" xmlns:wp14="http://schemas.microsoft.com/office/word/2010/wordprocessingDrawing" xmlns:wp="http://schemas.openxmlformats.org/drawingml/2006/wordprocessingDrawing" xmlns:w10="urn:schemas-microsoft-com:office:word" xmlns:w="http://schemas.openxmlformats.org/wordprocessingml/2006/main" xmlns:w14="http://schemas.microsoft.com/office/word/2010/wordml" xmlns:w15="http://schemas.microsoft.com/office/word/2012/wordml" xmlns:w16cei="http://schemas.microsoft.com/office/word/2026/wordml/cei" xmlns:w16cex="http://schemas.microsoft.com/office/word/2018/wordml/cex" xmlns:w16cid="http://schemas.microsoft.com/office/word/2016/wordml/cid" xmlns:w16="http://schemas.microsoft.com/office/word/2018/wordml" xmlns:w16du="http://schemas.microsoft.com/office/word/2023/wordml/word16du" xmlns:w16sdtdh="http://schemas.microsoft.com/office/word/2020/wordml/sdtdatahash" xmlns:w16sdtfl="http://schemas.microsoft.com/office/word/2024/wordml/sdtformatlock" xmlns:w16se="http://schemas.microsoft.com/office/word/2015/wordml/symex" xmlns:wpg="http://schemas.microsoft.com/office/word/2010/wordprocessingGroup" xmlns:wpi="http://schemas.microsoft.com/office/word/2010/wordprocessingInk" xmlns:wne="http://schemas.microsoft.com/office/word/2006/wordml" xmlns:wps="http://schemas.microsoft.com/office/word/2010/wordprocessingShape" mc:Ignorable="w14 w15 w16se w16cid w16 w16cex w16sdtdh w16sdtfl w16du wp14">
   <w:body>
     <w:tbl>
       <w:tblPr>
@@ -439,11 +439,6 @@
     </w:p>
     <w:p>
       <w:pPr>
-        <w:spacing w:after="120"/>
-      </w:pPr>
-    </w:p>
-    <w:p>
-      <w:pPr>
         <w:keepNext/>
         <w:keepLines/>
         <w:shd w:val="clear" w:color="auto" w:fill="D9D9D9"/>
@@ -470,18 +465,6 @@
           <w:szCs w:val="19"/>
         </w:rPr>
       </w:pPr>
-    </w:p>
-    <w:p>
-      <w:pPr>
-        <w:keepNext/>
-        <w:keepLines/>
-        <w:spacing w:after="120"/>
-        <w:rPr>
-          <w:rFonts w:ascii="Calibri" w:eastAsia="Calibri" w:hAnsi="Calibri" w:cs="Calibri"/>
-          <w:sz w:val="19"/>
-          <w:szCs w:val="19"/>
-        </w:rPr>
-      </w:pPr>
       <w:r>
         <w:rPr>
           <w:rFonts w:ascii="Calibri" w:eastAsia="Calibri" w:hAnsi="Calibri" w:cs="Calibri"/>
@@ -525,13 +508,6 @@
         </w:rPr>
         <w:t>If you're working on something interesting and think I could add value whether it's an internship, a part-time role, or a project collaboration I'd genuinely love to hear from you. Feel free to reach out, let's build something worth building.</w:t>
       </w:r>
-    </w:p>
-    <w:p>
-      <w:pPr>
-        <w:keepNext/>
-        <w:keepLines/>
-        <w:spacing w:after="120"/>
-      </w:pPr>
     </w:p>
     <w:p>
       <w:pPr>
@@ -558,14 +534,581 @@
           <w:tab w:val="right" w:pos="9026"/>
         </w:tabs>
         <w:spacing w:after="20"/>
-        <w:rPr>
-          <w:rFonts w:ascii="Calibri" w:eastAsia="Calibri" w:hAnsi="Calibri" w:cs="Calibri"/>
-          <w:b/>
-          <w:bCs/>
-          <w:sz w:val="19"/>
-          <w:szCs w:val="19"/>
-        </w:rPr>
-      </w:pPr>
+      </w:pPr>
+      <w:r>
+        <w:rPr>
+          <w:rFonts w:ascii="Calibri" w:eastAsia="Calibri" w:hAnsi="Calibri" w:cs="Calibri"/>
+          <w:b/>
+          <w:bCs/>
+          <w:sz w:val="19"/>
+          <w:szCs w:val="19"/>
+        </w:rPr>
+        <w:t>Bachelor of Technology (B.Tech.) in Computer Science</w:t>
+      </w:r>
+      <w:r>
+        <w:rPr>
+          <w:rFonts w:ascii="Calibri" w:eastAsia="Calibri" w:hAnsi="Calibri" w:cs="Calibri"/>
+          <w:b/>
+          <w:bCs/>
+          <w:sz w:val="19"/>
+          <w:szCs w:val="19"/>
+        </w:rPr>
+        <w:tab/>
+      </w:r>
+      <w:r>
+        <w:rPr>
+          <w:rFonts w:ascii="Calibri" w:eastAsia="Calibri" w:hAnsi="Calibri" w:cs="Calibri"/>
+          <w:sz w:val="19"/>
+          <w:szCs w:val="19"/>
+        </w:rPr>
+        <w:tab/>
+      </w:r>
+    </w:p>
+    <w:p>
+      <w:pPr>
+        <w:tabs>
+          <w:tab w:val="right" w:pos="9026"/>
+        </w:tabs>
+        <w:spacing w:after="80"/>
+      </w:pPr>
+      <w:r>
+        <w:rPr>
+          <w:rFonts w:ascii="Calibri" w:eastAsia="Calibri" w:hAnsi="Calibri" w:cs="Calibri"/>
+          <w:sz w:val="19"/>
+          <w:szCs w:val="19"/>
+        </w:rPr>
+        <w:t>Ratan Tata Maharashtra State Skills University, Kharghar</w:t>
+      </w:r>
+      <w:r>
+        <w:rPr>
+          <w:rFonts w:ascii="Calibri" w:eastAsia="Calibri" w:hAnsi="Calibri" w:cs="Calibri"/>
+          <w:sz w:val="19"/>
+          <w:szCs w:val="19"/>
+        </w:rPr>
+        <w:t xml:space="preserve">                                                             </w:t>
+      </w:r>
+      <w:r>
+        <w:rPr>
+          <w:rFonts w:ascii="Calibri" w:eastAsia="Calibri" w:hAnsi="Calibri" w:cs="Calibri"/>
+          <w:sz w:val="19"/>
+          <w:szCs w:val="19"/>
+        </w:rPr>
+        <w:tab/>
+      </w:r>
+      <w:r>
+        <w:rPr>
+          <w:rFonts w:ascii="Calibri" w:eastAsia="Calibri" w:hAnsi="Calibri" w:cs="Calibri"/>
+          <w:sz w:val="19"/>
+          <w:szCs w:val="19"/>
+        </w:rPr>
+        <w:t xml:space="preserve">             2025 – </w:t>
+      </w:r>
+      <w:r>
+        <w:rPr>
+          <w:rFonts w:ascii="Calibri" w:eastAsia="Calibri" w:hAnsi="Calibri" w:cs="Calibri"/>
+          <w:sz w:val="19"/>
+          <w:szCs w:val="19"/>
+        </w:rPr>
+        <w:t>Present</w:t>
+      </w:r>
+      <w:r>
+        <w:rPr>
+          <w:rFonts w:ascii="Calibri" w:eastAsia="Calibri" w:hAnsi="Calibri" w:cs="Calibri"/>
+          <w:sz w:val="19"/>
+          <w:szCs w:val="19"/>
+        </w:rPr>
+        <w:t xml:space="preserve"> </w:t>
+      </w:r>
+      <w:proofErr w:type="gramStart"/>
+      <w:r>
+        <w:rPr>
+          <w:rFonts w:ascii="Calibri" w:eastAsia="Calibri" w:hAnsi="Calibri" w:cs="Calibri"/>
+          <w:sz w:val="19"/>
+          <w:szCs w:val="19"/>
+        </w:rPr>
+        <w:t xml:space="preserve">|  </w:t>
+      </w:r>
+      <w:r>
+        <w:rPr>
+          <w:rFonts w:ascii="Calibri" w:eastAsia="Calibri" w:hAnsi="Calibri" w:cs="Calibri"/>
+          <w:b/>
+          <w:bCs/>
+          <w:sz w:val="19"/>
+          <w:szCs w:val="19"/>
+        </w:rPr>
+        <w:t>CGPA</w:t>
+      </w:r>
+      <w:proofErr w:type="gramEnd"/>
+      <w:r>
+        <w:rPr>
+          <w:rFonts w:ascii="Calibri" w:eastAsia="Calibri" w:hAnsi="Calibri" w:cs="Calibri"/>
+          <w:b/>
+          <w:bCs/>
+          <w:sz w:val="19"/>
+          <w:szCs w:val="19"/>
+        </w:rPr>
+        <w:t xml:space="preserve"> </w:t>
+      </w:r>
+      <w:r>
+        <w:rPr>
+          <w:rFonts w:ascii="Calibri" w:eastAsia="Calibri" w:hAnsi="Calibri" w:cs="Calibri"/>
+          <w:b/>
+          <w:bCs/>
+          <w:sz w:val="19"/>
+          <w:szCs w:val="19"/>
+        </w:rPr>
+        <w:t>–</w:t>
+      </w:r>
+      <w:r>
+        <w:rPr>
+          <w:rFonts w:ascii="Calibri" w:eastAsia="Calibri" w:hAnsi="Calibri" w:cs="Calibri"/>
+          <w:b/>
+          <w:bCs/>
+          <w:sz w:val="19"/>
+          <w:szCs w:val="19"/>
+        </w:rPr>
+        <w:t xml:space="preserve"> </w:t>
+      </w:r>
+      <w:r>
+        <w:rPr>
+          <w:rFonts w:ascii="Calibri" w:eastAsia="Calibri" w:hAnsi="Calibri" w:cs="Calibri"/>
+          <w:b/>
+          <w:bCs/>
+          <w:sz w:val="19"/>
+          <w:szCs w:val="19"/>
+        </w:rPr>
+        <w:t>6.9</w:t>
+      </w:r>
+      <w:r>
+        <w:rPr>
+          <w:rFonts w:ascii="Calibri" w:eastAsia="Calibri" w:hAnsi="Calibri" w:cs="Calibri"/>
+          <w:b/>
+          <w:bCs/>
+          <w:sz w:val="19"/>
+          <w:szCs w:val="19"/>
+        </w:rPr>
+        <w:t>/10</w:t>
+      </w:r>
+    </w:p>
+    <w:p>
+      <w:pPr>
+        <w:tabs>
+          <w:tab w:val="right" w:pos="9026"/>
+        </w:tabs>
+        <w:spacing w:after="20"/>
+      </w:pPr>
+      <w:r>
+        <w:rPr>
+          <w:rFonts w:ascii="Calibri" w:eastAsia="Calibri" w:hAnsi="Calibri" w:cs="Calibri"/>
+          <w:b/>
+          <w:bCs/>
+          <w:sz w:val="19"/>
+          <w:szCs w:val="19"/>
+        </w:rPr>
+        <w:t xml:space="preserve">Diploma in Computer </w:t>
+      </w:r>
+      <w:r>
+        <w:rPr>
+          <w:rFonts w:ascii="Calibri" w:eastAsia="Calibri" w:hAnsi="Calibri" w:cs="Calibri"/>
+          <w:b/>
+          <w:bCs/>
+          <w:sz w:val="19"/>
+          <w:szCs w:val="19"/>
+        </w:rPr>
+        <w:t>Technology</w:t>
+      </w:r>
+      <w:r>
+        <w:rPr>
+          <w:rFonts w:ascii="Calibri" w:eastAsia="Calibri" w:hAnsi="Calibri" w:cs="Calibri"/>
+          <w:b/>
+          <w:bCs/>
+          <w:sz w:val="19"/>
+          <w:szCs w:val="19"/>
+        </w:rPr>
+        <w:tab/>
+      </w:r>
+      <w:r>
+        <w:rPr>
+          <w:rFonts w:ascii="Calibri" w:eastAsia="Calibri" w:hAnsi="Calibri" w:cs="Calibri"/>
+          <w:sz w:val="19"/>
+          <w:szCs w:val="19"/>
+        </w:rPr>
+        <w:tab/>
+      </w:r>
+    </w:p>
+    <w:p>
+      <w:pPr>
+        <w:tabs>
+          <w:tab w:val="right" w:pos="9026"/>
+        </w:tabs>
+        <w:spacing w:after="80"/>
+        <w:rPr>
+          <w:rFonts w:ascii="Calibri" w:eastAsia="Calibri" w:hAnsi="Calibri" w:cs="Calibri"/>
+          <w:sz w:val="19"/>
+          <w:szCs w:val="19"/>
+          <w:lang w:val="en-IN"/>
+        </w:rPr>
+      </w:pPr>
+      <w:r>
+        <w:rPr>
+          <w:rFonts w:ascii="Calibri" w:eastAsia="Calibri" w:hAnsi="Calibri" w:cs="Calibri"/>
+          <w:sz w:val="19"/>
+          <w:szCs w:val="19"/>
+          <w:lang w:val="en-IN"/>
+        </w:rPr>
+        <w:t>Bharati Vidyapeeth Institute of Technology, Kharghar</w:t>
+      </w:r>
+      <w:r>
+        <w:rPr>
+          <w:rFonts w:ascii="Calibri" w:eastAsia="Calibri" w:hAnsi="Calibri" w:cs="Calibri"/>
+          <w:sz w:val="19"/>
+          <w:szCs w:val="19"/>
+          <w:lang w:val="en-IN"/>
+        </w:rPr>
+        <w:t xml:space="preserve">                                                           </w:t>
+      </w:r>
+      <w:r>
+        <w:rPr>
+          <w:rFonts w:ascii="Calibri" w:eastAsia="Calibri" w:hAnsi="Calibri" w:cs="Calibri"/>
+          <w:sz w:val="19"/>
+          <w:szCs w:val="19"/>
+          <w:lang w:val="en-IN"/>
+        </w:rPr>
+        <w:t xml:space="preserve">                    </w:t>
+      </w:r>
+      <w:r>
+        <w:rPr>
+          <w:rFonts w:ascii="Calibri" w:eastAsia="Calibri" w:hAnsi="Calibri" w:cs="Calibri"/>
+          <w:sz w:val="19"/>
+          <w:szCs w:val="19"/>
+        </w:rPr>
+        <w:t>2022</w:t>
+      </w:r>
+      <w:r>
+        <w:rPr>
+          <w:rFonts w:ascii="Calibri" w:eastAsia="Calibri" w:hAnsi="Calibri" w:cs="Calibri"/>
+          <w:sz w:val="19"/>
+          <w:szCs w:val="19"/>
+        </w:rPr>
+        <w:t xml:space="preserve"> </w:t>
+      </w:r>
+      <w:r>
+        <w:rPr>
+          <w:rFonts w:ascii="Calibri" w:eastAsia="Calibri" w:hAnsi="Calibri" w:cs="Calibri"/>
+          <w:sz w:val="19"/>
+          <w:szCs w:val="19"/>
+        </w:rPr>
+        <w:t>–2025</w:t>
+      </w:r>
+      <w:r>
+        <w:rPr>
+          <w:rFonts w:ascii="Calibri" w:eastAsia="Calibri" w:hAnsi="Calibri" w:cs="Calibri"/>
+          <w:sz w:val="19"/>
+          <w:szCs w:val="19"/>
+        </w:rPr>
+        <w:t xml:space="preserve">  </w:t>
+      </w:r>
+      <w:r>
+        <w:rPr>
+          <w:rFonts w:ascii="Calibri" w:eastAsia="Calibri" w:hAnsi="Calibri" w:cs="Calibri"/>
+          <w:sz w:val="19"/>
+          <w:szCs w:val="19"/>
+        </w:rPr>
+        <w:t xml:space="preserve">     </w:t>
+      </w:r>
+      <w:proofErr w:type="gramStart"/>
+      <w:r>
+        <w:rPr>
+          <w:rFonts w:ascii="Calibri" w:eastAsia="Calibri" w:hAnsi="Calibri" w:cs="Calibri"/>
+          <w:sz w:val="19"/>
+          <w:szCs w:val="19"/>
+        </w:rPr>
+        <w:t xml:space="preserve">|  </w:t>
+      </w:r>
+      <w:r>
+        <w:rPr>
+          <w:rFonts w:ascii="Calibri" w:eastAsia="Calibri" w:hAnsi="Calibri" w:cs="Calibri"/>
+          <w:b/>
+          <w:bCs/>
+          <w:sz w:val="19"/>
+          <w:szCs w:val="19"/>
+        </w:rPr>
+        <w:t>Percentage</w:t>
+      </w:r>
+      <w:proofErr w:type="gramEnd"/>
+      <w:r>
+        <w:rPr>
+          <w:rFonts w:ascii="Calibri" w:eastAsia="Calibri" w:hAnsi="Calibri" w:cs="Calibri"/>
+          <w:b/>
+          <w:bCs/>
+          <w:sz w:val="19"/>
+          <w:szCs w:val="19"/>
+        </w:rPr>
+        <w:t xml:space="preserve"> </w:t>
+      </w:r>
+      <w:r>
+        <w:rPr>
+          <w:rFonts w:ascii="Calibri" w:eastAsia="Calibri" w:hAnsi="Calibri" w:cs="Calibri"/>
+          <w:b/>
+          <w:bCs/>
+          <w:sz w:val="19"/>
+          <w:szCs w:val="19"/>
+        </w:rPr>
+        <w:t>–</w:t>
+      </w:r>
+      <w:r>
+        <w:rPr>
+          <w:rFonts w:ascii="Calibri" w:eastAsia="Calibri" w:hAnsi="Calibri" w:cs="Calibri"/>
+          <w:b/>
+          <w:bCs/>
+          <w:sz w:val="19"/>
+          <w:szCs w:val="19"/>
+        </w:rPr>
+        <w:t xml:space="preserve"> </w:t>
+      </w:r>
+      <w:r>
+        <w:rPr>
+          <w:rFonts w:ascii="Calibri" w:eastAsia="Calibri" w:hAnsi="Calibri" w:cs="Calibri"/>
+          <w:b/>
+          <w:bCs/>
+          <w:sz w:val="19"/>
+          <w:szCs w:val="19"/>
+        </w:rPr>
+        <w:t>81.66</w:t>
+      </w:r>
+      <w:r>
+        <w:rPr>
+          <w:rFonts w:ascii="Calibri" w:eastAsia="Calibri" w:hAnsi="Calibri" w:cs="Calibri"/>
+          <w:b/>
+          <w:bCs/>
+          <w:sz w:val="19"/>
+          <w:szCs w:val="19"/>
+        </w:rPr>
+        <w:t>%</w:t>
+      </w:r>
+    </w:p>
+    <w:p>
+      <w:pPr>
+        <w:tabs>
+          <w:tab w:val="right" w:pos="9026"/>
+        </w:tabs>
+        <w:spacing w:after="20"/>
+      </w:pPr>
+      <w:r>
+        <w:rPr>
+          <w:rFonts w:ascii="Calibri" w:eastAsia="Calibri" w:hAnsi="Calibri" w:cs="Calibri"/>
+          <w:b/>
+          <w:bCs/>
+          <w:sz w:val="19"/>
+          <w:szCs w:val="19"/>
+        </w:rPr>
+        <w:t>Secondary School Certificate (SSC)</w:t>
+      </w:r>
+      <w:r>
+        <w:rPr>
+          <w:rFonts w:ascii="Calibri" w:eastAsia="Calibri" w:hAnsi="Calibri" w:cs="Calibri"/>
+          <w:b/>
+          <w:bCs/>
+          <w:sz w:val="19"/>
+          <w:szCs w:val="19"/>
+        </w:rPr>
+        <w:tab/>
+      </w:r>
+      <w:r>
+        <w:rPr>
+          <w:rFonts w:ascii="Calibri" w:eastAsia="Calibri" w:hAnsi="Calibri" w:cs="Calibri"/>
+          <w:sz w:val="19"/>
+          <w:szCs w:val="19"/>
+        </w:rPr>
+        <w:tab/>
+      </w:r>
+    </w:p>
+    <w:p>
+      <w:pPr>
+        <w:tabs>
+          <w:tab w:val="right" w:pos="9026"/>
+        </w:tabs>
+        <w:spacing w:after="120"/>
+        <w:rPr>
+          <w:rFonts w:ascii="Calibri" w:eastAsia="Calibri" w:hAnsi="Calibri" w:cs="Calibri"/>
+          <w:sz w:val="19"/>
+          <w:szCs w:val="19"/>
+          <w:lang w:val="en-IN"/>
+        </w:rPr>
+      </w:pPr>
+      <w:r>
+        <w:rPr>
+          <w:rFonts w:ascii="Calibri" w:eastAsia="Calibri" w:hAnsi="Calibri" w:cs="Calibri"/>
+          <w:sz w:val="19"/>
+          <w:szCs w:val="19"/>
+        </w:rPr>
+        <w:t xml:space="preserve">Dnyandeep Seva Mandal High School, </w:t>
+      </w:r>
+      <w:proofErr w:type="spellStart"/>
+      <w:r>
+        <w:rPr>
+          <w:rFonts w:ascii="Calibri" w:eastAsia="Calibri" w:hAnsi="Calibri" w:cs="Calibri"/>
+          <w:sz w:val="19"/>
+          <w:szCs w:val="19"/>
+        </w:rPr>
+        <w:t>Seawoods</w:t>
+      </w:r>
+      <w:proofErr w:type="spellEnd"/>
+      <w:r>
+        <w:rPr>
+          <w:rFonts w:ascii="Calibri" w:eastAsia="Calibri" w:hAnsi="Calibri" w:cs="Calibri"/>
+          <w:sz w:val="19"/>
+          <w:szCs w:val="19"/>
+        </w:rPr>
+        <w:t>, Navi Mumbai</w:t>
+      </w:r>
+      <w:r>
+        <w:rPr>
+          <w:rFonts w:ascii="Calibri" w:eastAsia="Calibri" w:hAnsi="Calibri" w:cs="Calibri"/>
+          <w:sz w:val="19"/>
+          <w:szCs w:val="19"/>
+        </w:rPr>
+        <w:t xml:space="preserve">            </w:t>
+      </w:r>
+      <w:r>
+        <w:rPr>
+          <w:rFonts w:ascii="Calibri" w:eastAsia="Calibri" w:hAnsi="Calibri" w:cs="Calibri"/>
+          <w:sz w:val="19"/>
+          <w:szCs w:val="19"/>
+        </w:rPr>
+        <w:t xml:space="preserve"> </w:t>
+      </w:r>
+      <w:r>
+        <w:rPr>
+          <w:rFonts w:ascii="Calibri" w:eastAsia="Calibri" w:hAnsi="Calibri" w:cs="Calibri"/>
+          <w:sz w:val="19"/>
+          <w:szCs w:val="19"/>
+        </w:rPr>
+        <w:t xml:space="preserve">                        </w:t>
+      </w:r>
+      <w:r>
+        <w:rPr>
+          <w:rFonts w:ascii="Calibri" w:eastAsia="Calibri" w:hAnsi="Calibri" w:cs="Calibri"/>
+          <w:sz w:val="19"/>
+          <w:szCs w:val="19"/>
+        </w:rPr>
+        <w:t xml:space="preserve"> </w:t>
+      </w:r>
+      <w:r>
+        <w:rPr>
+          <w:rFonts w:ascii="Calibri" w:eastAsia="Calibri" w:hAnsi="Calibri" w:cs="Calibri"/>
+          <w:sz w:val="19"/>
+          <w:szCs w:val="19"/>
+        </w:rPr>
+        <w:tab/>
+      </w:r>
+      <w:r>
+        <w:rPr>
+          <w:rFonts w:ascii="Calibri" w:eastAsia="Calibri" w:hAnsi="Calibri" w:cs="Calibri"/>
+          <w:sz w:val="19"/>
+          <w:szCs w:val="19"/>
+        </w:rPr>
+        <w:t xml:space="preserve">                        2019</w:t>
+      </w:r>
+      <w:r>
+        <w:rPr>
+          <w:rFonts w:ascii="Calibri" w:eastAsia="Calibri" w:hAnsi="Calibri" w:cs="Calibri"/>
+          <w:sz w:val="19"/>
+          <w:szCs w:val="19"/>
+        </w:rPr>
+        <w:t xml:space="preserve"> -</w:t>
+      </w:r>
+      <w:r>
+        <w:rPr>
+          <w:rFonts w:ascii="Calibri" w:eastAsia="Calibri" w:hAnsi="Calibri" w:cs="Calibri"/>
+          <w:sz w:val="19"/>
+          <w:szCs w:val="19"/>
+        </w:rPr>
+        <w:t xml:space="preserve"> 2022</w:t>
+      </w:r>
+      <w:r>
+        <w:rPr>
+          <w:rFonts w:ascii="Calibri" w:eastAsia="Calibri" w:hAnsi="Calibri" w:cs="Calibri"/>
+          <w:sz w:val="19"/>
+          <w:szCs w:val="19"/>
+        </w:rPr>
+        <w:t xml:space="preserve">  </w:t>
+      </w:r>
+      <w:r>
+        <w:rPr>
+          <w:rFonts w:ascii="Calibri" w:eastAsia="Calibri" w:hAnsi="Calibri" w:cs="Calibri"/>
+          <w:sz w:val="19"/>
+          <w:szCs w:val="19"/>
+        </w:rPr>
+        <w:t xml:space="preserve">    </w:t>
+      </w:r>
+      <w:proofErr w:type="gramStart"/>
+      <w:r>
+        <w:rPr>
+          <w:rFonts w:ascii="Calibri" w:eastAsia="Calibri" w:hAnsi="Calibri" w:cs="Calibri"/>
+          <w:sz w:val="19"/>
+          <w:szCs w:val="19"/>
+        </w:rPr>
+        <w:t xml:space="preserve">|  </w:t>
+      </w:r>
+      <w:r>
+        <w:rPr>
+          <w:rFonts w:ascii="Calibri" w:eastAsia="Calibri" w:hAnsi="Calibri" w:cs="Calibri"/>
+          <w:b/>
+          <w:bCs/>
+          <w:sz w:val="19"/>
+          <w:szCs w:val="19"/>
+        </w:rPr>
+        <w:t>Percentage</w:t>
+      </w:r>
+      <w:proofErr w:type="gramEnd"/>
+      <w:r>
+        <w:rPr>
+          <w:rFonts w:ascii="Calibri" w:eastAsia="Calibri" w:hAnsi="Calibri" w:cs="Calibri"/>
+          <w:b/>
+          <w:bCs/>
+          <w:sz w:val="19"/>
+          <w:szCs w:val="19"/>
+        </w:rPr>
+        <w:t xml:space="preserve"> - </w:t>
+      </w:r>
+      <w:r>
+        <w:rPr>
+          <w:rFonts w:ascii="Calibri" w:eastAsia="Calibri" w:hAnsi="Calibri" w:cs="Calibri"/>
+          <w:b/>
+          <w:bCs/>
+          <w:sz w:val="19"/>
+          <w:szCs w:val="19"/>
+        </w:rPr>
+        <w:t>78</w:t>
+      </w:r>
+      <w:r>
+        <w:rPr>
+          <w:rFonts w:ascii="Calibri" w:eastAsia="Calibri" w:hAnsi="Calibri" w:cs="Calibri"/>
+          <w:b/>
+          <w:bCs/>
+          <w:sz w:val="19"/>
+          <w:szCs w:val="19"/>
+        </w:rPr>
+        <w:t>%</w:t>
+      </w:r>
+    </w:p>
+    <w:p>
+      <w:pPr>
+        <w:keepNext/>
+        <w:keepLines/>
+        <w:shd w:val="clear" w:color="auto" w:fill="D9D9D9"/>
+        <w:spacing w:before="40" w:after="40" w:line="260" w:lineRule="auto"/>
+        <w:ind w:right="100"/>
+      </w:pPr>
+      <w:r>
+        <w:rPr>
+          <w:rFonts w:ascii="Calibri" w:eastAsia="Calibri" w:hAnsi="Calibri" w:cs="Calibri"/>
+          <w:b/>
+          <w:bCs/>
+        </w:rPr>
+        <w:t>PROJECTS</w:t>
+      </w:r>
     </w:p>
     <w:p>
       <w:pPr>
@@ -575,160 +1118,185 @@
           <w:tab w:val="right" w:pos="9026"/>
         </w:tabs>
         <w:spacing w:after="20"/>
-      </w:pPr>
-      <w:r>
-        <w:rPr>
-          <w:rFonts w:ascii="Calibri" w:eastAsia="Calibri" w:hAnsi="Calibri" w:cs="Calibri"/>
-          <w:b/>
-          <w:bCs/>
-          <w:sz w:val="19"/>
-          <w:szCs w:val="19"/>
-        </w:rPr>
-        <w:t>Bachelor of Technology (B.Tech.) in Computer Science</w:t>
-      </w:r>
-      <w:r>
-        <w:rPr>
-          <w:rFonts w:ascii="Calibri" w:eastAsia="Calibri" w:hAnsi="Calibri" w:cs="Calibri"/>
-          <w:b/>
-          <w:bCs/>
-          <w:sz w:val="19"/>
-          <w:szCs w:val="19"/>
-        </w:rPr>
-        <w:tab/>
-      </w:r>
-      <w:r>
-        <w:rPr>
-          <w:rFonts w:ascii="Calibri" w:eastAsia="Calibri" w:hAnsi="Calibri" w:cs="Calibri"/>
-          <w:sz w:val="19"/>
-          <w:szCs w:val="19"/>
-        </w:rPr>
-        <w:tab/>
-      </w:r>
-    </w:p>
-    <w:p>
-      <w:pPr>
-        <w:tabs>
-          <w:tab w:val="right" w:pos="9026"/>
-        </w:tabs>
-        <w:spacing w:after="80"/>
-      </w:pPr>
-      <w:r>
-        <w:rPr>
-          <w:rFonts w:ascii="Calibri" w:eastAsia="Calibri" w:hAnsi="Calibri" w:cs="Calibri"/>
-          <w:sz w:val="19"/>
-          <w:szCs w:val="19"/>
-        </w:rPr>
-        <w:t>Ratan Tata Maharashtra State Skills University, Kharghar</w:t>
-      </w:r>
-      <w:r>
-        <w:rPr>
-          <w:rFonts w:ascii="Calibri" w:eastAsia="Calibri" w:hAnsi="Calibri" w:cs="Calibri"/>
-          <w:sz w:val="19"/>
-          <w:szCs w:val="19"/>
-        </w:rPr>
-        <w:t xml:space="preserve">                                                             </w:t>
-      </w:r>
-      <w:r>
-        <w:rPr>
-          <w:rFonts w:ascii="Calibri" w:eastAsia="Calibri" w:hAnsi="Calibri" w:cs="Calibri"/>
-          <w:sz w:val="19"/>
-          <w:szCs w:val="19"/>
-        </w:rPr>
-        <w:tab/>
-      </w:r>
-      <w:r>
-        <w:rPr>
-          <w:rFonts w:ascii="Calibri" w:eastAsia="Calibri" w:hAnsi="Calibri" w:cs="Calibri"/>
-          <w:sz w:val="19"/>
-          <w:szCs w:val="19"/>
-        </w:rPr>
-        <w:t xml:space="preserve">             2025 – </w:t>
-      </w:r>
-      <w:r>
-        <w:rPr>
-          <w:rFonts w:ascii="Calibri" w:eastAsia="Calibri" w:hAnsi="Calibri" w:cs="Calibri"/>
-          <w:sz w:val="19"/>
-          <w:szCs w:val="19"/>
-        </w:rPr>
-        <w:t>Present</w:t>
-      </w:r>
-      <w:r>
-        <w:rPr>
-          <w:rFonts w:ascii="Calibri" w:eastAsia="Calibri" w:hAnsi="Calibri" w:cs="Calibri"/>
-          <w:sz w:val="19"/>
-          <w:szCs w:val="19"/>
-        </w:rPr>
-        <w:t xml:space="preserve"> </w:t>
-      </w:r>
-      <w:proofErr w:type="gramStart"/>
-      <w:r>
-        <w:rPr>
-          <w:rFonts w:ascii="Calibri" w:eastAsia="Calibri" w:hAnsi="Calibri" w:cs="Calibri"/>
-          <w:sz w:val="19"/>
-          <w:szCs w:val="19"/>
-        </w:rPr>
-        <w:t xml:space="preserve">|  </w:t>
-      </w:r>
-      <w:r>
-        <w:rPr>
-          <w:rFonts w:ascii="Calibri" w:eastAsia="Calibri" w:hAnsi="Calibri" w:cs="Calibri"/>
-          <w:b/>
-          <w:bCs/>
-          <w:sz w:val="19"/>
-          <w:szCs w:val="19"/>
-        </w:rPr>
-        <w:t>CGPA</w:t>
-      </w:r>
-      <w:proofErr w:type="gramEnd"/>
-      <w:r>
-        <w:rPr>
-          <w:rFonts w:ascii="Calibri" w:eastAsia="Calibri" w:hAnsi="Calibri" w:cs="Calibri"/>
-          <w:b/>
-          <w:bCs/>
-          <w:sz w:val="19"/>
-          <w:szCs w:val="19"/>
-        </w:rPr>
-        <w:t xml:space="preserve"> </w:t>
-      </w:r>
-      <w:r>
-        <w:rPr>
-          <w:rFonts w:ascii="Calibri" w:eastAsia="Calibri" w:hAnsi="Calibri" w:cs="Calibri"/>
-          <w:b/>
-          <w:bCs/>
-          <w:sz w:val="19"/>
-          <w:szCs w:val="19"/>
-        </w:rPr>
-        <w:t>–</w:t>
-      </w:r>
-      <w:r>
-        <w:rPr>
-          <w:rFonts w:ascii="Calibri" w:eastAsia="Calibri" w:hAnsi="Calibri" w:cs="Calibri"/>
-          <w:b/>
-          <w:bCs/>
-          <w:sz w:val="19"/>
-          <w:szCs w:val="19"/>
-        </w:rPr>
-        <w:t xml:space="preserve"> </w:t>
-      </w:r>
-      <w:r>
-        <w:rPr>
-          <w:rFonts w:ascii="Calibri" w:eastAsia="Calibri" w:hAnsi="Calibri" w:cs="Calibri"/>
-          <w:b/>
-          <w:bCs/>
-          <w:sz w:val="19"/>
-          <w:szCs w:val="19"/>
-        </w:rPr>
-        <w:t>6.9</w:t>
-      </w:r>
-      <w:r>
-        <w:rPr>
-          <w:rFonts w:ascii="Calibri" w:eastAsia="Calibri" w:hAnsi="Calibri" w:cs="Calibri"/>
-          <w:b/>
-          <w:bCs/>
-          <w:sz w:val="19"/>
-          <w:szCs w:val="19"/>
-        </w:rPr>
-        <w:t>/10</w:t>
+        <w:rPr>
+          <w:rFonts w:ascii="Calibri" w:eastAsia="Calibri" w:hAnsi="Calibri" w:cs="Calibri"/>
+          <w:sz w:val="19"/>
+          <w:szCs w:val="19"/>
+        </w:rPr>
+      </w:pPr>
+      <w:r>
+        <w:rPr>
+          <w:rFonts w:ascii="Calibri" w:eastAsia="Calibri" w:hAnsi="Calibri" w:cs="Calibri"/>
+          <w:b/>
+          <w:bCs/>
+          <w:sz w:val="19"/>
+          <w:szCs w:val="19"/>
+          <w:lang w:val="en-IN"/>
+        </w:rPr>
+        <w:t>Assignment manager with ai evaluation</w:t>
+      </w:r>
+      <w:r>
+        <w:rPr>
+          <w:rFonts w:ascii="Calibri" w:eastAsia="Calibri" w:hAnsi="Calibri" w:cs="Calibri"/>
+          <w:sz w:val="19"/>
+          <w:szCs w:val="19"/>
+        </w:rPr>
+        <w:t xml:space="preserve">   </w:t>
+      </w:r>
+      <w:r>
+        <w:rPr>
+          <w:rFonts w:ascii="Calibri" w:eastAsia="Calibri" w:hAnsi="Calibri" w:cs="Calibri"/>
+          <w:sz w:val="19"/>
+          <w:szCs w:val="19"/>
+        </w:rPr>
+        <w:t xml:space="preserve">- </w:t>
+      </w:r>
+      <w:r>
+        <w:rPr>
+          <w:rFonts w:ascii="Calibri" w:eastAsia="Calibri" w:hAnsi="Calibri" w:cs="Calibri"/>
+          <w:sz w:val="19"/>
+          <w:szCs w:val="19"/>
+        </w:rPr>
+        <w:t>Full-Stack Developer</w:t>
+      </w:r>
+      <w:r>
+        <w:rPr>
+          <w:rFonts w:ascii="Calibri" w:eastAsia="Calibri" w:hAnsi="Calibri" w:cs="Calibri"/>
+          <w:sz w:val="19"/>
+          <w:szCs w:val="19"/>
+        </w:rPr>
+        <w:t xml:space="preserve">                                                                                                                     </w:t>
+      </w:r>
+      <w:r>
+        <w:rPr>
+          <w:rFonts w:ascii="Calibri" w:eastAsia="Calibri" w:hAnsi="Calibri" w:cs="Calibri"/>
+          <w:sz w:val="19"/>
+          <w:szCs w:val="19"/>
+        </w:rPr>
+        <w:t>React</w:t>
+      </w:r>
+      <w:r>
+        <w:rPr>
+          <w:rFonts w:ascii="Calibri" w:eastAsia="Calibri" w:hAnsi="Calibri" w:cs="Calibri"/>
+          <w:sz w:val="19"/>
+          <w:szCs w:val="19"/>
+        </w:rPr>
+        <w:t>.js</w:t>
+      </w:r>
+      <w:r>
+        <w:rPr>
+          <w:rFonts w:ascii="Calibri" w:eastAsia="Calibri" w:hAnsi="Calibri" w:cs="Calibri"/>
+          <w:sz w:val="19"/>
+          <w:szCs w:val="19"/>
+        </w:rPr>
+        <w:t xml:space="preserve"> | Python | </w:t>
+      </w:r>
+      <w:proofErr w:type="spellStart"/>
+      <w:r>
+        <w:rPr>
+          <w:rFonts w:ascii="Calibri" w:eastAsia="Calibri" w:hAnsi="Calibri" w:cs="Calibri"/>
+          <w:sz w:val="19"/>
+          <w:szCs w:val="19"/>
+        </w:rPr>
+        <w:t>Supabase</w:t>
+      </w:r>
+      <w:proofErr w:type="spellEnd"/>
+      <w:r>
+        <w:rPr>
+          <w:rFonts w:ascii="Calibri" w:eastAsia="Calibri" w:hAnsi="Calibri" w:cs="Calibri"/>
+          <w:sz w:val="19"/>
+          <w:szCs w:val="19"/>
+        </w:rPr>
+        <w:t xml:space="preserve"> | OCR | AI/NLP</w:t>
+      </w:r>
+    </w:p>
+    <w:p>
+      <w:pPr>
+        <w:spacing w:after="20"/>
+        <w:rPr>
+          <w:rFonts w:ascii="Calibri" w:eastAsia="Calibri" w:hAnsi="Calibri" w:cs="Calibri"/>
+          <w:sz w:val="19"/>
+          <w:szCs w:val="19"/>
+        </w:rPr>
+      </w:pPr>
+    </w:p>
+    <w:p>
+      <w:pPr>
+        <w:pStyle w:val="ListParagraph"/>
+        <w:numPr>
+          <w:ilvl w:val="0"/>
+          <w:numId w:val="2"/>
+        </w:numPr>
+        <w:spacing w:after="40"/>
+      </w:pPr>
+      <w:r>
+        <w:rPr>
+          <w:rFonts w:ascii="Calibri" w:eastAsia="Calibri" w:hAnsi="Calibri" w:cs="Calibri"/>
+          <w:sz w:val="19"/>
+          <w:szCs w:val="19"/>
+        </w:rPr>
+        <w:t xml:space="preserve">Built </w:t>
+      </w:r>
+      <w:proofErr w:type="spellStart"/>
+      <w:r>
+        <w:rPr>
+          <w:rFonts w:ascii="Calibri" w:eastAsia="Calibri" w:hAnsi="Calibri" w:cs="Calibri"/>
+          <w:b/>
+          <w:bCs/>
+          <w:sz w:val="19"/>
+          <w:szCs w:val="19"/>
+        </w:rPr>
+        <w:t>IntelliGrade</w:t>
+      </w:r>
+      <w:proofErr w:type="spellEnd"/>
+      <w:r>
+        <w:rPr>
+          <w:rFonts w:ascii="Calibri" w:eastAsia="Calibri" w:hAnsi="Calibri" w:cs="Calibri"/>
+          <w:b/>
+          <w:bCs/>
+          <w:sz w:val="19"/>
+          <w:szCs w:val="19"/>
+        </w:rPr>
+        <w:t xml:space="preserve"> Hub</w:t>
+      </w:r>
+      <w:r>
+        <w:rPr>
+          <w:rFonts w:ascii="Calibri" w:eastAsia="Calibri" w:hAnsi="Calibri" w:cs="Calibri"/>
+          <w:sz w:val="19"/>
+          <w:szCs w:val="19"/>
+        </w:rPr>
+        <w:t>, a full-stack platform for grading handwritten and digital assignment submissions.</w:t>
+      </w:r>
+    </w:p>
+    <w:p>
+      <w:pPr>
+        <w:pStyle w:val="ListParagraph"/>
+        <w:numPr>
+          <w:ilvl w:val="0"/>
+          <w:numId w:val="2"/>
+        </w:numPr>
+        <w:spacing w:after="40"/>
+      </w:pPr>
+      <w:r>
+        <w:rPr>
+          <w:rFonts w:ascii="Calibri" w:eastAsia="Calibri" w:hAnsi="Calibri" w:cs="Calibri"/>
+          <w:sz w:val="19"/>
+          <w:szCs w:val="19"/>
+        </w:rPr>
+        <w:t>Used OCR to extract text from scanned answer sheets and built an AI model to evaluate answers, assign marks, and generate feedback.</w:t>
+      </w:r>
+    </w:p>
+    <w:p>
+      <w:pPr>
+        <w:pStyle w:val="ListParagraph"/>
+        <w:numPr>
+          <w:ilvl w:val="0"/>
+          <w:numId w:val="2"/>
+        </w:numPr>
+        <w:spacing w:after="40"/>
+      </w:pPr>
+      <w:r>
+        <w:t>Added a teacher review dashboard with human verification before grades are finalized, along with cloud-based storage and analytics on class performance.</w:t>
       </w:r>
     </w:p>
     <w:p>
@@ -746,244 +1314,41 @@
           <w:sz w:val="19"/>
           <w:szCs w:val="19"/>
         </w:rPr>
-        <w:t xml:space="preserve">Diploma in Computer </w:t>
-      </w:r>
-      <w:r>
-        <w:rPr>
-          <w:rFonts w:ascii="Calibri" w:eastAsia="Calibri" w:hAnsi="Calibri" w:cs="Calibri"/>
-          <w:b/>
-          <w:bCs/>
-          <w:sz w:val="19"/>
-          <w:szCs w:val="19"/>
-        </w:rPr>
-        <w:t>Technology</w:t>
-      </w:r>
-      <w:r>
-        <w:rPr>
-          <w:rFonts w:ascii="Calibri" w:eastAsia="Calibri" w:hAnsi="Calibri" w:cs="Calibri"/>
-          <w:b/>
-          <w:bCs/>
+        <w:t xml:space="preserve">IVF Predict Health – AI-Powered Clinical Decision Support System — </w:t>
+      </w:r>
+      <w:r>
+        <w:rPr>
+          <w:rFonts w:ascii="Calibri" w:eastAsia="Calibri" w:hAnsi="Calibri" w:cs="Calibri"/>
+          <w:sz w:val="19"/>
+          <w:szCs w:val="19"/>
+        </w:rPr>
+        <w:t>Full-Stack Developer</w:t>
+      </w:r>
+      <w:r>
+        <w:rPr>
+          <w:rFonts w:ascii="Calibri" w:eastAsia="Calibri" w:hAnsi="Calibri" w:cs="Calibri"/>
           <w:sz w:val="19"/>
           <w:szCs w:val="19"/>
         </w:rPr>
         <w:tab/>
       </w:r>
-      <w:r>
-        <w:rPr>
-          <w:rFonts w:ascii="Calibri" w:eastAsia="Calibri" w:hAnsi="Calibri" w:cs="Calibri"/>
-          <w:sz w:val="19"/>
-          <w:szCs w:val="19"/>
-        </w:rPr>
-        <w:tab/>
-      </w:r>
-    </w:p>
-    <w:p>
-      <w:pPr>
-        <w:tabs>
-          <w:tab w:val="right" w:pos="9026"/>
-        </w:tabs>
-        <w:spacing w:after="80"/>
-        <w:rPr>
-          <w:rFonts w:ascii="Calibri" w:eastAsia="Calibri" w:hAnsi="Calibri" w:cs="Calibri"/>
-          <w:sz w:val="19"/>
-          <w:szCs w:val="19"/>
-          <w:lang w:val="en-IN"/>
-        </w:rPr>
-      </w:pPr>
-      <w:r>
-        <w:rPr>
-          <w:rFonts w:ascii="Calibri" w:eastAsia="Calibri" w:hAnsi="Calibri" w:cs="Calibri"/>
-          <w:sz w:val="19"/>
-          <w:szCs w:val="19"/>
-          <w:lang w:val="en-IN"/>
-        </w:rPr>
-        <w:t>Bharati Vidyapeeth Institute of Technology, Kharghar</w:t>
-      </w:r>
-      <w:r>
-        <w:rPr>
-          <w:rFonts w:ascii="Calibri" w:eastAsia="Calibri" w:hAnsi="Calibri" w:cs="Calibri"/>
-          <w:sz w:val="19"/>
-          <w:szCs w:val="19"/>
-          <w:lang w:val="en-IN"/>
-        </w:rPr>
-        <w:t xml:space="preserve">                                                           </w:t>
-      </w:r>
-      <w:r>
-        <w:rPr>
-          <w:rFonts w:ascii="Calibri" w:eastAsia="Calibri" w:hAnsi="Calibri" w:cs="Calibri"/>
-          <w:sz w:val="19"/>
-          <w:szCs w:val="19"/>
-          <w:lang w:val="en-IN"/>
-        </w:rPr>
-        <w:t xml:space="preserve">                    </w:t>
-      </w:r>
-      <w:r>
-        <w:rPr>
-          <w:rFonts w:ascii="Calibri" w:eastAsia="Calibri" w:hAnsi="Calibri" w:cs="Calibri"/>
-          <w:sz w:val="19"/>
-          <w:szCs w:val="19"/>
-        </w:rPr>
-        <w:t>2022</w:t>
-      </w:r>
-      <w:r>
-        <w:rPr>
-          <w:rFonts w:ascii="Calibri" w:eastAsia="Calibri" w:hAnsi="Calibri" w:cs="Calibri"/>
-          <w:sz w:val="19"/>
-          <w:szCs w:val="19"/>
-        </w:rPr>
-        <w:t xml:space="preserve"> </w:t>
-      </w:r>
-      <w:r>
-        <w:rPr>
-          <w:rFonts w:ascii="Calibri" w:eastAsia="Calibri" w:hAnsi="Calibri" w:cs="Calibri"/>
-          <w:sz w:val="19"/>
-          <w:szCs w:val="19"/>
-        </w:rPr>
-        <w:t>–2025</w:t>
-      </w:r>
-      <w:r>
-        <w:rPr>
-          <w:rFonts w:ascii="Calibri" w:eastAsia="Calibri" w:hAnsi="Calibri" w:cs="Calibri"/>
-          <w:sz w:val="19"/>
-          <w:szCs w:val="19"/>
-        </w:rPr>
-        <w:t xml:space="preserve">  </w:t>
-      </w:r>
-      <w:r>
-        <w:rPr>
-          <w:rFonts w:ascii="Calibri" w:eastAsia="Calibri" w:hAnsi="Calibri" w:cs="Calibri"/>
-          <w:sz w:val="19"/>
-          <w:szCs w:val="19"/>
-        </w:rPr>
-        <w:t xml:space="preserve">     </w:t>
-      </w:r>
-      <w:proofErr w:type="gramStart"/>
-      <w:r>
-        <w:rPr>
-          <w:rFonts w:ascii="Calibri" w:eastAsia="Calibri" w:hAnsi="Calibri" w:cs="Calibri"/>
-          <w:sz w:val="19"/>
-          <w:szCs w:val="19"/>
-        </w:rPr>
-        <w:t xml:space="preserve">|  </w:t>
-      </w:r>
-      <w:r>
-        <w:rPr>
-          <w:rFonts w:ascii="Calibri" w:eastAsia="Calibri" w:hAnsi="Calibri" w:cs="Calibri"/>
-          <w:b/>
-          <w:bCs/>
-          <w:sz w:val="19"/>
-          <w:szCs w:val="19"/>
-        </w:rPr>
-        <w:t>Percentage</w:t>
-      </w:r>
-      <w:proofErr w:type="gramEnd"/>
-      <w:r>
-        <w:rPr>
-          <w:rFonts w:ascii="Calibri" w:eastAsia="Calibri" w:hAnsi="Calibri" w:cs="Calibri"/>
-          <w:b/>
-          <w:bCs/>
-          <w:sz w:val="19"/>
-          <w:szCs w:val="19"/>
-        </w:rPr>
-        <w:t xml:space="preserve"> </w:t>
-      </w:r>
-      <w:r>
-        <w:rPr>
-          <w:rFonts w:ascii="Calibri" w:eastAsia="Calibri" w:hAnsi="Calibri" w:cs="Calibri"/>
-          <w:b/>
-          <w:bCs/>
-          <w:sz w:val="19"/>
-          <w:szCs w:val="19"/>
-        </w:rPr>
-        <w:t>–</w:t>
-      </w:r>
-      <w:r>
-        <w:rPr>
-          <w:rFonts w:ascii="Calibri" w:eastAsia="Calibri" w:hAnsi="Calibri" w:cs="Calibri"/>
-          <w:b/>
-          <w:bCs/>
-          <w:sz w:val="19"/>
-          <w:szCs w:val="19"/>
-        </w:rPr>
-        <w:t xml:space="preserve"> </w:t>
-      </w:r>
-      <w:r>
-        <w:rPr>
-          <w:rFonts w:ascii="Calibri" w:eastAsia="Calibri" w:hAnsi="Calibri" w:cs="Calibri"/>
-          <w:b/>
-          <w:bCs/>
-          <w:sz w:val="19"/>
-          <w:szCs w:val="19"/>
-        </w:rPr>
-        <w:t>81.66</w:t>
-      </w:r>
-      <w:r>
-        <w:rPr>
-          <w:rFonts w:ascii="Calibri" w:eastAsia="Calibri" w:hAnsi="Calibri" w:cs="Calibri"/>
-          <w:b/>
-          <w:bCs/>
-          <w:sz w:val="19"/>
-          <w:szCs w:val="19"/>
-        </w:rPr>
-        <w:t>%</w:t>
-      </w:r>
-    </w:p>
-    <w:p>
-      <w:pPr>
-        <w:tabs>
-          <w:tab w:val="right" w:pos="9026"/>
-        </w:tabs>
-        <w:spacing w:after="20"/>
-      </w:pPr>
-      <w:r>
-        <w:rPr>
-          <w:rFonts w:ascii="Calibri" w:eastAsia="Calibri" w:hAnsi="Calibri" w:cs="Calibri"/>
-          <w:b/>
-          <w:bCs/>
-          <w:sz w:val="19"/>
-          <w:szCs w:val="19"/>
-        </w:rPr>
-        <w:t>Secondary School Certificate (SSC)</w:t>
-      </w:r>
-      <w:r>
-        <w:rPr>
-          <w:rFonts w:ascii="Calibri" w:eastAsia="Calibri" w:hAnsi="Calibri" w:cs="Calibri"/>
-          <w:b/>
-          <w:bCs/>
-          <w:sz w:val="19"/>
-          <w:szCs w:val="19"/>
-        </w:rPr>
-        <w:tab/>
-      </w:r>
-      <w:r>
-        <w:rPr>
-          <w:rFonts w:ascii="Calibri" w:eastAsia="Calibri" w:hAnsi="Calibri" w:cs="Calibri"/>
-          <w:sz w:val="19"/>
-          <w:szCs w:val="19"/>
-        </w:rPr>
-        <w:tab/>
-      </w:r>
-    </w:p>
-    <w:p>
-      <w:pPr>
-        <w:tabs>
-          <w:tab w:val="right" w:pos="9026"/>
-        </w:tabs>
+    </w:p>
+    <w:p>
+      <w:pPr>
         <w:spacing w:after="120"/>
         <w:rPr>
           <w:rFonts w:ascii="Calibri" w:eastAsia="Calibri" w:hAnsi="Calibri" w:cs="Calibri"/>
           <w:sz w:val="19"/>
           <w:szCs w:val="19"/>
-          <w:lang w:val="en-IN"/>
-        </w:rPr>
-      </w:pPr>
-      <w:r>
-        <w:rPr>
-          <w:rFonts w:ascii="Calibri" w:eastAsia="Calibri" w:hAnsi="Calibri" w:cs="Calibri"/>
-          <w:sz w:val="19"/>
-          <w:szCs w:val="19"/>
-        </w:rPr>
-        <w:t xml:space="preserve">Dnyandeep Seva Mandal High School, </w:t>
+        </w:rPr>
+      </w:pPr>
+      <w:r>
+        <w:rPr>
+          <w:rFonts w:ascii="Calibri" w:eastAsia="Calibri" w:hAnsi="Calibri" w:cs="Calibri"/>
+          <w:sz w:val="19"/>
+          <w:szCs w:val="19"/>
+        </w:rPr>
+        <w:t xml:space="preserve">React.js | Python | </w:t>
       </w:r>
       <w:proofErr w:type="spellStart"/>
       <w:r>
@@ -992,7 +1357,7 @@
           <w:sz w:val="19"/>
           <w:szCs w:val="19"/>
         </w:rPr>
-        <w:t>Seawoods</w:t>
+        <w:t>Supabase</w:t>
       </w:r>
       <w:proofErr w:type="spellEnd"/>
       <w:r>
@@ -1001,143 +1366,136 @@
           <w:sz w:val="19"/>
           <w:szCs w:val="19"/>
         </w:rPr>
-        <w:t>, Navi Mumbai</w:t>
-      </w:r>
-      <w:r>
-        <w:rPr>
-          <w:rFonts w:ascii="Calibri" w:eastAsia="Calibri" w:hAnsi="Calibri" w:cs="Calibri"/>
-          <w:sz w:val="19"/>
-          <w:szCs w:val="19"/>
-        </w:rPr>
-        <w:t xml:space="preserve">            </w:t>
-      </w:r>
-      <w:r>
-        <w:rPr>
-          <w:rFonts w:ascii="Calibri" w:eastAsia="Calibri" w:hAnsi="Calibri" w:cs="Calibri"/>
-          <w:sz w:val="19"/>
-          <w:szCs w:val="19"/>
-        </w:rPr>
-        <w:t xml:space="preserve"> </w:t>
-      </w:r>
-      <w:r>
-        <w:rPr>
-          <w:rFonts w:ascii="Calibri" w:eastAsia="Calibri" w:hAnsi="Calibri" w:cs="Calibri"/>
-          <w:sz w:val="19"/>
-          <w:szCs w:val="19"/>
-        </w:rPr>
-        <w:t xml:space="preserve">                        </w:t>
-      </w:r>
-      <w:r>
-        <w:rPr>
-          <w:rFonts w:ascii="Calibri" w:eastAsia="Calibri" w:hAnsi="Calibri" w:cs="Calibri"/>
-          <w:sz w:val="19"/>
-          <w:szCs w:val="19"/>
-        </w:rPr>
-        <w:t xml:space="preserve"> </w:t>
-      </w:r>
-      <w:r>
-        <w:rPr>
-          <w:rFonts w:ascii="Calibri" w:eastAsia="Calibri" w:hAnsi="Calibri" w:cs="Calibri"/>
-          <w:sz w:val="19"/>
-          <w:szCs w:val="19"/>
-        </w:rPr>
-        <w:tab/>
-      </w:r>
-      <w:r>
-        <w:rPr>
-          <w:rFonts w:ascii="Calibri" w:eastAsia="Calibri" w:hAnsi="Calibri" w:cs="Calibri"/>
-          <w:sz w:val="19"/>
-          <w:szCs w:val="19"/>
-        </w:rPr>
-        <w:t xml:space="preserve">                        2019</w:t>
-      </w:r>
-      <w:r>
-        <w:rPr>
-          <w:rFonts w:ascii="Calibri" w:eastAsia="Calibri" w:hAnsi="Calibri" w:cs="Calibri"/>
-          <w:sz w:val="19"/>
-          <w:szCs w:val="19"/>
-        </w:rPr>
-        <w:t xml:space="preserve"> -</w:t>
-      </w:r>
-      <w:r>
-        <w:rPr>
-          <w:rFonts w:ascii="Calibri" w:eastAsia="Calibri" w:hAnsi="Calibri" w:cs="Calibri"/>
-          <w:sz w:val="19"/>
-          <w:szCs w:val="19"/>
-        </w:rPr>
-        <w:t xml:space="preserve"> 2022</w:t>
-      </w:r>
-      <w:r>
-        <w:rPr>
-          <w:rFonts w:ascii="Calibri" w:eastAsia="Calibri" w:hAnsi="Calibri" w:cs="Calibri"/>
-          <w:sz w:val="19"/>
-          <w:szCs w:val="19"/>
-        </w:rPr>
-        <w:t xml:space="preserve">  </w:t>
-      </w:r>
-      <w:r>
-        <w:rPr>
-          <w:rFonts w:ascii="Calibri" w:eastAsia="Calibri" w:hAnsi="Calibri" w:cs="Calibri"/>
-          <w:sz w:val="19"/>
-          <w:szCs w:val="19"/>
-        </w:rPr>
-        <w:t xml:space="preserve">    </w:t>
-      </w:r>
-      <w:proofErr w:type="gramStart"/>
-      <w:r>
-        <w:rPr>
-          <w:rFonts w:ascii="Calibri" w:eastAsia="Calibri" w:hAnsi="Calibri" w:cs="Calibri"/>
-          <w:sz w:val="19"/>
-          <w:szCs w:val="19"/>
-        </w:rPr>
-        <w:t xml:space="preserve">|  </w:t>
-      </w:r>
-      <w:r>
-        <w:rPr>
-          <w:rFonts w:ascii="Calibri" w:eastAsia="Calibri" w:hAnsi="Calibri" w:cs="Calibri"/>
-          <w:b/>
-          <w:bCs/>
-          <w:sz w:val="19"/>
-          <w:szCs w:val="19"/>
-        </w:rPr>
-        <w:t>Percentage</w:t>
-      </w:r>
-      <w:proofErr w:type="gramEnd"/>
-      <w:r>
-        <w:rPr>
-          <w:rFonts w:ascii="Calibri" w:eastAsia="Calibri" w:hAnsi="Calibri" w:cs="Calibri"/>
-          <w:b/>
-          <w:bCs/>
-          <w:sz w:val="19"/>
-          <w:szCs w:val="19"/>
-        </w:rPr>
-        <w:t xml:space="preserve"> - </w:t>
-      </w:r>
-      <w:r>
-        <w:rPr>
-          <w:rFonts w:ascii="Calibri" w:eastAsia="Calibri" w:hAnsi="Calibri" w:cs="Calibri"/>
-          <w:b/>
-          <w:bCs/>
-          <w:sz w:val="19"/>
-          <w:szCs w:val="19"/>
-        </w:rPr>
-        <w:t>78</w:t>
-      </w:r>
-      <w:r>
-        <w:rPr>
-          <w:rFonts w:ascii="Calibri" w:eastAsia="Calibri" w:hAnsi="Calibri" w:cs="Calibri"/>
-          <w:b/>
-          <w:bCs/>
-          <w:sz w:val="19"/>
-          <w:szCs w:val="19"/>
-        </w:rPr>
-        <w:t>%</w:t>
-      </w:r>
-    </w:p>
-    <w:p>
-      <w:pPr>
+        <w:t xml:space="preserve"> | AI/ML | Data Analytics</w:t>
+      </w:r>
+    </w:p>
+    <w:p>
+      <w:pPr>
+        <w:pStyle w:val="ListParagraph"/>
+        <w:numPr>
+          <w:ilvl w:val="0"/>
+          <w:numId w:val="2"/>
+        </w:numPr>
         <w:spacing w:after="40"/>
       </w:pPr>
+      <w:r>
+        <w:rPr>
+          <w:rFonts w:ascii="Calibri" w:eastAsia="Calibri" w:hAnsi="Calibri" w:cs="Calibri"/>
+          <w:sz w:val="19"/>
+          <w:szCs w:val="19"/>
+        </w:rPr>
+        <w:t xml:space="preserve">Designed and developed </w:t>
+      </w:r>
+      <w:r>
+        <w:rPr>
+          <w:rFonts w:ascii="Calibri" w:eastAsia="Calibri" w:hAnsi="Calibri" w:cs="Calibri"/>
+          <w:b/>
+          <w:bCs/>
+          <w:sz w:val="19"/>
+          <w:szCs w:val="19"/>
+        </w:rPr>
+        <w:t>IVF Predict Health</w:t>
+      </w:r>
+      <w:r>
+        <w:rPr>
+          <w:rFonts w:ascii="Calibri" w:eastAsia="Calibri" w:hAnsi="Calibri" w:cs="Calibri"/>
+          <w:sz w:val="19"/>
+          <w:szCs w:val="19"/>
+        </w:rPr>
+        <w:t>, a full-stack web application that helps fertility specialists manage patient records and evaluate IVF treatment risks using AI-assisted clinical insights.</w:t>
+      </w:r>
+    </w:p>
+    <w:p>
+      <w:pPr>
+        <w:pStyle w:val="ListParagraph"/>
+        <w:numPr>
+          <w:ilvl w:val="0"/>
+          <w:numId w:val="2"/>
+        </w:numPr>
+        <w:spacing w:after="40"/>
+      </w:pPr>
+      <w:r>
+        <w:rPr>
+          <w:rFonts w:ascii="Calibri" w:eastAsia="Calibri" w:hAnsi="Calibri" w:cs="Calibri"/>
+          <w:sz w:val="19"/>
+          <w:szCs w:val="19"/>
+        </w:rPr>
+        <w:t>Implemented AI-powered risk assessment, automated clinical report generation, and patient analytics to support evidence-based treatment planning.</w:t>
+      </w:r>
+    </w:p>
+    <w:p>
+      <w:pPr>
+        <w:pStyle w:val="ListParagraph"/>
+        <w:numPr>
+          <w:ilvl w:val="0"/>
+          <w:numId w:val="2"/>
+        </w:numPr>
+        <w:spacing w:after="40"/>
+      </w:pPr>
+      <w:r>
+        <w:rPr>
+          <w:rFonts w:ascii="Calibri" w:eastAsia="Calibri" w:hAnsi="Calibri" w:cs="Calibri"/>
+          <w:sz w:val="19"/>
+          <w:szCs w:val="19"/>
+        </w:rPr>
+        <w:t xml:space="preserve">Built secure authentication, centralized clinic management, and scalable cloud-based data storage using </w:t>
+      </w:r>
+      <w:r>
+        <w:rPr>
+          <w:rFonts w:ascii="Calibri" w:eastAsia="Calibri" w:hAnsi="Calibri" w:cs="Calibri"/>
+          <w:b/>
+          <w:bCs/>
+          <w:sz w:val="19"/>
+          <w:szCs w:val="19"/>
+        </w:rPr>
+        <w:t>React.js</w:t>
+      </w:r>
+      <w:r>
+        <w:rPr>
+          <w:rFonts w:ascii="Calibri" w:eastAsia="Calibri" w:hAnsi="Calibri" w:cs="Calibri"/>
+          <w:sz w:val="19"/>
+          <w:szCs w:val="19"/>
+        </w:rPr>
+        <w:t xml:space="preserve">, </w:t>
+      </w:r>
+      <w:r>
+        <w:rPr>
+          <w:rFonts w:ascii="Calibri" w:eastAsia="Calibri" w:hAnsi="Calibri" w:cs="Calibri"/>
+          <w:b/>
+          <w:bCs/>
+          <w:sz w:val="19"/>
+          <w:szCs w:val="19"/>
+        </w:rPr>
+        <w:t>Python</w:t>
+      </w:r>
+      <w:r>
+        <w:rPr>
+          <w:rFonts w:ascii="Calibri" w:eastAsia="Calibri" w:hAnsi="Calibri" w:cs="Calibri"/>
+          <w:sz w:val="19"/>
+          <w:szCs w:val="19"/>
+        </w:rPr>
+        <w:t xml:space="preserve">, and </w:t>
+      </w:r>
+      <w:proofErr w:type="spellStart"/>
+      <w:r>
+        <w:rPr>
+          <w:rFonts w:ascii="Calibri" w:eastAsia="Calibri" w:hAnsi="Calibri" w:cs="Calibri"/>
+          <w:b/>
+          <w:bCs/>
+          <w:sz w:val="19"/>
+          <w:szCs w:val="19"/>
+        </w:rPr>
+        <w:t>Supabase</w:t>
+      </w:r>
+      <w:proofErr w:type="spellEnd"/>
+      <w:r>
+        <w:rPr>
+          <w:rFonts w:ascii="Calibri" w:eastAsia="Calibri" w:hAnsi="Calibri" w:cs="Calibri"/>
+          <w:sz w:val="19"/>
+          <w:szCs w:val="19"/>
+        </w:rPr>
+        <w:t>, improving data accessibility and operational efficiency.</w:t>
+      </w:r>
     </w:p>
     <w:p>
       <w:pPr>
@@ -1153,7 +1511,293 @@
           <w:b/>
           <w:bCs/>
         </w:rPr>
-        <w:t>PROJECTS</w:t>
+        <w:t>SKILLS</w:t>
+      </w:r>
+    </w:p>
+    <w:p>
+      <w:pPr>
+        <w:spacing w:after="20"/>
+        <w:rPr>
+          <w:rFonts w:ascii="Calibri" w:eastAsia="Calibri" w:hAnsi="Calibri" w:cs="Calibri"/>
+          <w:sz w:val="19"/>
+          <w:szCs w:val="19"/>
+        </w:rPr>
+      </w:pPr>
+      <w:r>
+        <w:rPr>
+          <w:rFonts w:ascii="Calibri" w:eastAsia="Calibri" w:hAnsi="Calibri" w:cs="Calibri"/>
+          <w:b/>
+          <w:bCs/>
+          <w:sz w:val="19"/>
+          <w:szCs w:val="19"/>
+        </w:rPr>
+        <w:t xml:space="preserve">Programming Languages: </w:t>
+      </w:r>
+      <w:r>
+        <w:rPr>
+          <w:rFonts w:ascii="Calibri" w:eastAsia="Calibri" w:hAnsi="Calibri" w:cs="Calibri"/>
+          <w:sz w:val="19"/>
+          <w:szCs w:val="19"/>
+        </w:rPr>
+        <w:t xml:space="preserve">Python, Java, JavaScript, </w:t>
+      </w:r>
+      <w:proofErr w:type="spellStart"/>
+      <w:proofErr w:type="gramStart"/>
+      <w:r>
+        <w:rPr>
+          <w:rFonts w:ascii="Calibri" w:eastAsia="Calibri" w:hAnsi="Calibri" w:cs="Calibri"/>
+          <w:sz w:val="19"/>
+          <w:szCs w:val="19"/>
+        </w:rPr>
+        <w:t>TypeScript</w:t>
+      </w:r>
+      <w:r>
+        <w:rPr>
+          <w:rFonts w:ascii="Calibri" w:eastAsia="Calibri" w:hAnsi="Calibri" w:cs="Calibri"/>
+          <w:sz w:val="19"/>
+          <w:szCs w:val="19"/>
+        </w:rPr>
+        <w:t>,Sql</w:t>
+      </w:r>
+      <w:proofErr w:type="spellEnd"/>
+      <w:proofErr w:type="gramEnd"/>
+    </w:p>
+    <w:p>
+      <w:pPr>
+        <w:spacing w:after="20"/>
+        <w:rPr>
+          <w:rFonts w:ascii="Calibri" w:eastAsia="Calibri" w:hAnsi="Calibri" w:cs="Calibri"/>
+          <w:sz w:val="19"/>
+          <w:szCs w:val="19"/>
+        </w:rPr>
+      </w:pPr>
+      <w:r>
+        <w:rPr>
+          <w:rFonts w:ascii="Calibri" w:eastAsia="Calibri" w:hAnsi="Calibri" w:cs="Calibri"/>
+          <w:b/>
+          <w:bCs/>
+          <w:sz w:val="19"/>
+          <w:szCs w:val="19"/>
+        </w:rPr>
+        <w:t>Frameworks &amp; Libraries</w:t>
+      </w:r>
+      <w:r>
+        <w:rPr>
+          <w:rFonts w:ascii="Calibri" w:eastAsia="Calibri" w:hAnsi="Calibri" w:cs="Calibri"/>
+          <w:sz w:val="19"/>
+          <w:szCs w:val="19"/>
+        </w:rPr>
+        <w:t>: React.js, Node.js</w:t>
+      </w:r>
+    </w:p>
+    <w:p>
+      <w:pPr>
+        <w:rPr>
+          <w:rFonts w:ascii="Calibri" w:eastAsia="Calibri" w:hAnsi="Calibri" w:cs="Calibri"/>
+          <w:sz w:val="19"/>
+          <w:szCs w:val="19"/>
+        </w:rPr>
+      </w:pPr>
+      <w:r>
+        <w:rPr>
+          <w:rFonts w:ascii="Calibri" w:eastAsia="Calibri" w:hAnsi="Calibri" w:cs="Calibri"/>
+          <w:b/>
+          <w:bCs/>
+          <w:sz w:val="19"/>
+          <w:szCs w:val="19"/>
+        </w:rPr>
+        <w:t>Databases</w:t>
+      </w:r>
+      <w:r>
+        <w:rPr>
+          <w:rFonts w:ascii="Calibri" w:eastAsia="Calibri" w:hAnsi="Calibri" w:cs="Calibri"/>
+          <w:sz w:val="19"/>
+          <w:szCs w:val="19"/>
+        </w:rPr>
+        <w:t xml:space="preserve">: </w:t>
+      </w:r>
+      <w:proofErr w:type="spellStart"/>
+      <w:proofErr w:type="gramStart"/>
+      <w:r>
+        <w:rPr>
+          <w:rFonts w:ascii="Calibri" w:eastAsia="Calibri" w:hAnsi="Calibri" w:cs="Calibri"/>
+          <w:sz w:val="19"/>
+          <w:szCs w:val="19"/>
+        </w:rPr>
+        <w:t>Supabase</w:t>
+      </w:r>
+      <w:proofErr w:type="spellEnd"/>
+      <w:r>
+        <w:rPr>
+          <w:rFonts w:ascii="Calibri" w:eastAsia="Calibri" w:hAnsi="Calibri" w:cs="Calibri"/>
+          <w:sz w:val="19"/>
+          <w:szCs w:val="19"/>
+        </w:rPr>
+        <w:t xml:space="preserve"> ,</w:t>
+      </w:r>
+      <w:proofErr w:type="gramEnd"/>
+      <w:r>
+        <w:rPr>
+          <w:rFonts w:ascii="Calibri" w:eastAsia="Calibri" w:hAnsi="Calibri" w:cs="Calibri"/>
+          <w:sz w:val="19"/>
+          <w:szCs w:val="19"/>
+        </w:rPr>
+        <w:t xml:space="preserve"> Firebase</w:t>
+      </w:r>
+    </w:p>
+    <w:p>
+      <w:pPr>
+        <w:rPr>
+          <w:rFonts w:ascii="Calibri" w:eastAsia="Calibri" w:hAnsi="Calibri" w:cs="Calibri"/>
+          <w:b/>
+          <w:bCs/>
+          <w:sz w:val="19"/>
+          <w:szCs w:val="19"/>
+        </w:rPr>
+      </w:pPr>
+      <w:r>
+        <w:rPr>
+          <w:rFonts w:ascii="Calibri" w:eastAsia="Calibri" w:hAnsi="Calibri" w:cs="Calibri"/>
+          <w:b/>
+          <w:bCs/>
+          <w:sz w:val="19"/>
+          <w:szCs w:val="19"/>
+        </w:rPr>
+        <w:t>Developer Tools</w:t>
+      </w:r>
+      <w:r>
+        <w:rPr>
+          <w:rFonts w:ascii="Calibri" w:eastAsia="Calibri" w:hAnsi="Calibri" w:cs="Calibri"/>
+          <w:sz w:val="19"/>
+          <w:szCs w:val="19"/>
+        </w:rPr>
+        <w:t xml:space="preserve">: GitHub, VS </w:t>
+      </w:r>
+      <w:proofErr w:type="spellStart"/>
+      <w:proofErr w:type="gramStart"/>
+      <w:r>
+        <w:rPr>
+          <w:rFonts w:ascii="Calibri" w:eastAsia="Calibri" w:hAnsi="Calibri" w:cs="Calibri"/>
+          <w:sz w:val="19"/>
+          <w:szCs w:val="19"/>
+        </w:rPr>
+        <w:t>Code</w:t>
+      </w:r>
+      <w:r>
+        <w:rPr>
+          <w:rFonts w:ascii="Calibri" w:eastAsia="Calibri" w:hAnsi="Calibri" w:cs="Calibri"/>
+          <w:sz w:val="19"/>
+          <w:szCs w:val="19"/>
+        </w:rPr>
+        <w:t>,android</w:t>
+      </w:r>
+      <w:proofErr w:type="spellEnd"/>
+      <w:proofErr w:type="gramEnd"/>
+      <w:r>
+        <w:rPr>
+          <w:rFonts w:ascii="Calibri" w:eastAsia="Calibri" w:hAnsi="Calibri" w:cs="Calibri"/>
+          <w:sz w:val="19"/>
+          <w:szCs w:val="19"/>
+        </w:rPr>
+        <w:t xml:space="preserve"> studio</w:t>
+      </w:r>
+    </w:p>
+    <w:p>
+      <w:pPr>
+        <w:rPr>
+          <w:rFonts w:ascii="Calibri" w:eastAsia="Calibri" w:hAnsi="Calibri" w:cs="Calibri"/>
+          <w:sz w:val="19"/>
+          <w:szCs w:val="19"/>
+        </w:rPr>
+      </w:pPr>
+      <w:r>
+        <w:rPr>
+          <w:rFonts w:ascii="Calibri" w:eastAsia="Calibri" w:hAnsi="Calibri" w:cs="Calibri"/>
+          <w:b/>
+          <w:bCs/>
+          <w:sz w:val="19"/>
+          <w:szCs w:val="19"/>
+        </w:rPr>
+        <w:t xml:space="preserve">Platforms: </w:t>
+      </w:r>
+      <w:r>
+        <w:rPr>
+          <w:rFonts w:ascii="Calibri" w:eastAsia="Calibri" w:hAnsi="Calibri" w:cs="Calibri"/>
+          <w:sz w:val="19"/>
+          <w:szCs w:val="19"/>
+        </w:rPr>
+        <w:t>Full-Stack Web Development, Android Development, REST APIs, Authentication</w:t>
+      </w:r>
+    </w:p>
+    <w:p>
+      <w:pPr>
+        <w:rPr>
+          <w:rFonts w:ascii="Calibri" w:eastAsia="Calibri" w:hAnsi="Calibri" w:cs="Calibri"/>
+          <w:sz w:val="19"/>
+          <w:szCs w:val="19"/>
+        </w:rPr>
+      </w:pPr>
+      <w:r>
+        <w:rPr>
+          <w:rFonts w:ascii="Calibri" w:eastAsia="Calibri" w:hAnsi="Calibri" w:cs="Calibri"/>
+          <w:b/>
+          <w:bCs/>
+          <w:sz w:val="19"/>
+          <w:szCs w:val="19"/>
+        </w:rPr>
+        <w:t xml:space="preserve">Soft Skills: </w:t>
+      </w:r>
+      <w:r>
+        <w:rPr>
+          <w:rFonts w:ascii="Calibri" w:eastAsia="Calibri" w:hAnsi="Calibri" w:cs="Calibri"/>
+          <w:sz w:val="19"/>
+          <w:szCs w:val="19"/>
+        </w:rPr>
+        <w:t>Problem Solving, Team Collaboration, Communication, Analytical Thinking</w:t>
+      </w:r>
+    </w:p>
+    <w:p>
+      <w:pPr>
+        <w:rPr>
+          <w:rFonts w:ascii="Calibri" w:eastAsia="Calibri" w:hAnsi="Calibri" w:cs="Calibri"/>
+          <w:sz w:val="19"/>
+          <w:szCs w:val="19"/>
+        </w:rPr>
+      </w:pPr>
+      <w:r>
+        <w:rPr>
+          <w:rFonts w:ascii="Calibri" w:eastAsia="Calibri" w:hAnsi="Calibri" w:cs="Calibri"/>
+          <w:b/>
+          <w:bCs/>
+          <w:sz w:val="19"/>
+          <w:szCs w:val="19"/>
+        </w:rPr>
+        <w:t xml:space="preserve">Spoken Languages: </w:t>
+      </w:r>
+      <w:r>
+        <w:rPr>
+          <w:rFonts w:ascii="Calibri" w:eastAsia="Calibri" w:hAnsi="Calibri" w:cs="Calibri"/>
+          <w:sz w:val="19"/>
+          <w:szCs w:val="19"/>
+        </w:rPr>
+        <w:t>English, Hindi, Marathi</w:t>
+      </w:r>
+    </w:p>
+    <w:p>
+      <w:pPr>
+        <w:keepNext/>
+        <w:keepLines/>
+        <w:shd w:val="clear" w:color="auto" w:fill="D9D9D9"/>
+        <w:spacing w:before="40" w:after="40" w:line="260" w:lineRule="auto"/>
+        <w:ind w:right="100"/>
+      </w:pPr>
+      <w:r>
+        <w:rPr>
+          <w:rFonts w:ascii="Calibri" w:eastAsia="Calibri" w:hAnsi="Calibri" w:cs="Calibri"/>
+          <w:b/>
+          <w:bCs/>
+        </w:rPr>
+        <w:t>CERTIFICATIONS</w:t>
       </w:r>
     </w:p>
     <w:p>
@@ -1166,12 +1810,42 @@
         <w:spacing w:after="20"/>
         <w:rPr>
           <w:rFonts w:ascii="Calibri" w:eastAsia="Calibri" w:hAnsi="Calibri" w:cs="Calibri"/>
-          <w:b/>
-          <w:bCs/>
-          <w:sz w:val="19"/>
-          <w:szCs w:val="19"/>
-        </w:rPr>
-      </w:pPr>
+          <w:sz w:val="19"/>
+          <w:szCs w:val="19"/>
+        </w:rPr>
+      </w:pPr>
+      <w:r>
+        <w:rPr>
+          <w:rFonts w:ascii="Calibri" w:eastAsia="Calibri" w:hAnsi="Calibri" w:cs="Calibri"/>
+          <w:sz w:val="19"/>
+          <w:szCs w:val="19"/>
+        </w:rPr>
+        <w:t>Generative AI Mastery</w:t>
+      </w:r>
+      <w:r>
+        <w:rPr>
+          <w:rFonts w:ascii="Calibri" w:eastAsia="Calibri" w:hAnsi="Calibri" w:cs="Calibri"/>
+          <w:sz w:val="19"/>
+          <w:szCs w:val="19"/>
+        </w:rPr>
+        <w:t xml:space="preserve">- </w:t>
+      </w:r>
+      <w:r>
+        <w:rPr>
+          <w:rFonts w:ascii="Calibri" w:eastAsia="Calibri" w:hAnsi="Calibri" w:cs="Calibri"/>
+          <w:sz w:val="19"/>
+          <w:szCs w:val="19"/>
+        </w:rPr>
+        <w:t>Revolutionizing Game Development – AI &amp; Generative AI via HP (edX), Nov 2025</w:t>
+      </w:r>
+      <w:r>
+        <w:rPr>
+          <w:rFonts w:ascii="Calibri" w:eastAsia="Calibri" w:hAnsi="Calibri" w:cs="Calibri"/>
+          <w:sz w:val="19"/>
+          <w:szCs w:val="19"/>
+        </w:rPr>
+        <w:t xml:space="preserve"> </w:t>
+      </w:r>
     </w:p>
     <w:p>
       <w:pPr>
@@ -1190,185 +1864,19 @@
       <w:r>
         <w:rPr>
           <w:rFonts w:ascii="Calibri" w:eastAsia="Calibri" w:hAnsi="Calibri" w:cs="Calibri"/>
-          <w:b/>
-          <w:bCs/>
-          <w:sz w:val="19"/>
-          <w:szCs w:val="19"/>
-          <w:lang w:val="en-IN"/>
-        </w:rPr>
-        <w:t>Assignment manager with ai evaluation</w:t>
-      </w:r>
-      <w:r>
-        <w:rPr>
-          <w:rFonts w:ascii="Calibri" w:eastAsia="Calibri" w:hAnsi="Calibri" w:cs="Calibri"/>
-          <w:sz w:val="19"/>
-          <w:szCs w:val="19"/>
-        </w:rPr>
-        <w:t xml:space="preserve">   </w:t>
-      </w:r>
-      <w:r>
-        <w:rPr>
-          <w:rFonts w:ascii="Calibri" w:eastAsia="Calibri" w:hAnsi="Calibri" w:cs="Calibri"/>
-          <w:sz w:val="19"/>
-          <w:szCs w:val="19"/>
-        </w:rPr>
-        <w:t xml:space="preserve">- </w:t>
-      </w:r>
-      <w:r>
-        <w:rPr>
-          <w:rFonts w:ascii="Calibri" w:eastAsia="Calibri" w:hAnsi="Calibri" w:cs="Calibri"/>
-          <w:sz w:val="19"/>
-          <w:szCs w:val="19"/>
-        </w:rPr>
-        <w:t>Full-Stack Developer</w:t>
-      </w:r>
-      <w:r>
-        <w:rPr>
-          <w:rFonts w:ascii="Calibri" w:eastAsia="Calibri" w:hAnsi="Calibri" w:cs="Calibri"/>
-          <w:sz w:val="19"/>
-          <w:szCs w:val="19"/>
-        </w:rPr>
-        <w:t xml:space="preserve">                                                                                                                     </w:t>
-      </w:r>
-      <w:r>
-        <w:rPr>
-          <w:rFonts w:ascii="Calibri" w:eastAsia="Calibri" w:hAnsi="Calibri" w:cs="Calibri"/>
-          <w:sz w:val="19"/>
-          <w:szCs w:val="19"/>
-        </w:rPr>
-        <w:t>React</w:t>
-      </w:r>
-      <w:r>
-        <w:rPr>
-          <w:rFonts w:ascii="Calibri" w:eastAsia="Calibri" w:hAnsi="Calibri" w:cs="Calibri"/>
-          <w:sz w:val="19"/>
-          <w:szCs w:val="19"/>
-        </w:rPr>
-        <w:t>.js</w:t>
-      </w:r>
-      <w:r>
-        <w:rPr>
-          <w:rFonts w:ascii="Calibri" w:eastAsia="Calibri" w:hAnsi="Calibri" w:cs="Calibri"/>
-          <w:sz w:val="19"/>
-          <w:szCs w:val="19"/>
-        </w:rPr>
-        <w:t xml:space="preserve"> | Python | </w:t>
-      </w:r>
-      <w:proofErr w:type="spellStart"/>
-      <w:r>
-        <w:rPr>
-          <w:rFonts w:ascii="Calibri" w:eastAsia="Calibri" w:hAnsi="Calibri" w:cs="Calibri"/>
-          <w:sz w:val="19"/>
-          <w:szCs w:val="19"/>
-        </w:rPr>
-        <w:t>Supabase</w:t>
-      </w:r>
-      <w:proofErr w:type="spellEnd"/>
-      <w:r>
-        <w:rPr>
-          <w:rFonts w:ascii="Calibri" w:eastAsia="Calibri" w:hAnsi="Calibri" w:cs="Calibri"/>
-          <w:sz w:val="19"/>
-          <w:szCs w:val="19"/>
-        </w:rPr>
-        <w:t xml:space="preserve"> | OCR | AI/NLP</w:t>
-      </w:r>
-    </w:p>
-    <w:p>
-      <w:pPr>
-        <w:spacing w:after="20"/>
-        <w:rPr>
-          <w:rFonts w:ascii="Calibri" w:eastAsia="Calibri" w:hAnsi="Calibri" w:cs="Calibri"/>
-          <w:sz w:val="19"/>
-          <w:szCs w:val="19"/>
-        </w:rPr>
-      </w:pPr>
-    </w:p>
-    <w:p>
-      <w:pPr>
-        <w:pStyle w:val="ListParagraph"/>
-        <w:numPr>
-          <w:ilvl w:val="0"/>
-          <w:numId w:val="2"/>
-        </w:numPr>
-        <w:spacing w:after="40"/>
-      </w:pPr>
-      <w:r>
-        <w:rPr>
-          <w:rFonts w:ascii="Calibri" w:eastAsia="Calibri" w:hAnsi="Calibri" w:cs="Calibri"/>
-          <w:sz w:val="19"/>
-          <w:szCs w:val="19"/>
-        </w:rPr>
-        <w:t xml:space="preserve">Built </w:t>
-      </w:r>
-      <w:proofErr w:type="spellStart"/>
-      <w:r>
-        <w:rPr>
-          <w:rFonts w:ascii="Calibri" w:eastAsia="Calibri" w:hAnsi="Calibri" w:cs="Calibri"/>
-          <w:b/>
-          <w:bCs/>
-          <w:sz w:val="19"/>
-          <w:szCs w:val="19"/>
-        </w:rPr>
-        <w:t>IntelliGrade</w:t>
-      </w:r>
-      <w:proofErr w:type="spellEnd"/>
-      <w:r>
-        <w:rPr>
-          <w:rFonts w:ascii="Calibri" w:eastAsia="Calibri" w:hAnsi="Calibri" w:cs="Calibri"/>
-          <w:b/>
-          <w:bCs/>
-          <w:sz w:val="19"/>
-          <w:szCs w:val="19"/>
-        </w:rPr>
-        <w:t xml:space="preserve"> Hub</w:t>
-      </w:r>
-      <w:r>
-        <w:rPr>
-          <w:rFonts w:ascii="Calibri" w:eastAsia="Calibri" w:hAnsi="Calibri" w:cs="Calibri"/>
-          <w:sz w:val="19"/>
-          <w:szCs w:val="19"/>
-        </w:rPr>
-        <w:t>, a full-stack platform for grading handwritten and digital assignment submissions.</w:t>
-      </w:r>
-    </w:p>
-    <w:p>
-      <w:pPr>
-        <w:pStyle w:val="ListParagraph"/>
-        <w:numPr>
-          <w:ilvl w:val="0"/>
-          <w:numId w:val="2"/>
-        </w:numPr>
-        <w:spacing w:after="40"/>
-      </w:pPr>
-      <w:r>
-        <w:rPr>
-          <w:rFonts w:ascii="Calibri" w:eastAsia="Calibri" w:hAnsi="Calibri" w:cs="Calibri"/>
-          <w:sz w:val="19"/>
-          <w:szCs w:val="19"/>
-        </w:rPr>
-        <w:t>Used OCR to extract text from scanned answer sheets and built an AI model to evaluate answers, assign marks, and generate feedback.</w:t>
-      </w:r>
-    </w:p>
-    <w:p>
-      <w:pPr>
-        <w:pStyle w:val="ListParagraph"/>
-        <w:numPr>
-          <w:ilvl w:val="0"/>
-          <w:numId w:val="2"/>
-        </w:numPr>
-        <w:spacing w:after="40"/>
-      </w:pPr>
-      <w:r>
-        <w:t>Added a teacher review dashboard with human verification before grades are finalized, along with cloud-based storage and analytics on class performance.</w:t>
-      </w:r>
-    </w:p>
-    <w:p>
-      <w:pPr>
-        <w:spacing w:after="40"/>
-        <w:rPr>
-          <w:lang w:val="en-IN"/>
-        </w:rPr>
-      </w:pPr>
+          <w:sz w:val="19"/>
+          <w:szCs w:val="19"/>
+        </w:rPr>
+        <w:t xml:space="preserve">Credential ID: </w:t>
+      </w:r>
+      <w:r>
+        <w:rPr>
+          <w:rFonts w:ascii="Calibri" w:eastAsia="Calibri" w:hAnsi="Calibri" w:cs="Calibri"/>
+          <w:sz w:val="19"/>
+          <w:szCs w:val="19"/>
+        </w:rPr>
+        <w:t>e0068eb1873c44c2bc1fc03c806dd249</w:t>
+      </w:r>
     </w:p>
     <w:p>
       <w:pPr>
@@ -1376,768 +1884,31 @@
           <w:tab w:val="right" w:pos="9026"/>
         </w:tabs>
         <w:spacing w:after="20"/>
-      </w:pPr>
-      <w:r>
-        <w:rPr>
-          <w:rFonts w:ascii="Calibri" w:eastAsia="Calibri" w:hAnsi="Calibri" w:cs="Calibri"/>
-          <w:b/>
-          <w:bCs/>
-          <w:sz w:val="19"/>
-          <w:szCs w:val="19"/>
-        </w:rPr>
-        <w:t xml:space="preserve">IVF Predict Health – AI-Powered Clinical Decision Support System — </w:t>
-      </w:r>
-      <w:r>
-        <w:rPr>
-          <w:rFonts w:ascii="Calibri" w:eastAsia="Calibri" w:hAnsi="Calibri" w:cs="Calibri"/>
-          <w:sz w:val="19"/>
-          <w:szCs w:val="19"/>
-        </w:rPr>
-        <w:t>Full-Stack Developer</w:t>
-      </w:r>
-      <w:r>
-        <w:rPr>
-          <w:rFonts w:ascii="Calibri" w:eastAsia="Calibri" w:hAnsi="Calibri" w:cs="Calibri"/>
-          <w:sz w:val="19"/>
-          <w:szCs w:val="19"/>
-        </w:rPr>
-        <w:tab/>
-      </w:r>
-    </w:p>
-    <w:p>
-      <w:pPr>
-        <w:spacing w:after="120"/>
-        <w:rPr>
-          <w:rFonts w:ascii="Calibri" w:eastAsia="Calibri" w:hAnsi="Calibri" w:cs="Calibri"/>
-          <w:sz w:val="19"/>
-          <w:szCs w:val="19"/>
-        </w:rPr>
-      </w:pPr>
-      <w:r>
-        <w:rPr>
-          <w:rFonts w:ascii="Calibri" w:eastAsia="Calibri" w:hAnsi="Calibri" w:cs="Calibri"/>
-          <w:sz w:val="19"/>
-          <w:szCs w:val="19"/>
-        </w:rPr>
-        <w:t xml:space="preserve">React.js | Python | </w:t>
-      </w:r>
-      <w:proofErr w:type="spellStart"/>
-      <w:r>
-        <w:rPr>
-          <w:rFonts w:ascii="Calibri" w:eastAsia="Calibri" w:hAnsi="Calibri" w:cs="Calibri"/>
-          <w:sz w:val="19"/>
-          <w:szCs w:val="19"/>
-        </w:rPr>
-        <w:t>Supabase</w:t>
-      </w:r>
-      <w:proofErr w:type="spellEnd"/>
-      <w:r>
-        <w:rPr>
-          <w:rFonts w:ascii="Calibri" w:eastAsia="Calibri" w:hAnsi="Calibri" w:cs="Calibri"/>
-          <w:sz w:val="19"/>
-          <w:szCs w:val="19"/>
-        </w:rPr>
-        <w:t xml:space="preserve"> | AI/ML | Data Analytics</w:t>
-      </w:r>
-    </w:p>
-    <w:p>
-      <w:pPr>
-        <w:spacing w:after="120"/>
-        <w:rPr>
-          <w:rFonts w:ascii="Calibri" w:eastAsia="Calibri" w:hAnsi="Calibri" w:cs="Calibri"/>
-          <w:sz w:val="19"/>
-          <w:szCs w:val="19"/>
-        </w:rPr>
-      </w:pPr>
-    </w:p>
-    <w:p>
-      <w:pPr>
-        <w:pStyle w:val="ListParagraph"/>
-        <w:numPr>
-          <w:ilvl w:val="0"/>
-          <w:numId w:val="2"/>
-        </w:numPr>
-        <w:spacing w:after="40"/>
-      </w:pPr>
-      <w:r>
-        <w:rPr>
-          <w:rFonts w:ascii="Calibri" w:eastAsia="Calibri" w:hAnsi="Calibri" w:cs="Calibri"/>
-          <w:sz w:val="19"/>
-          <w:szCs w:val="19"/>
-        </w:rPr>
-        <w:t xml:space="preserve">Designed and developed </w:t>
-      </w:r>
-      <w:r>
-        <w:rPr>
-          <w:rFonts w:ascii="Calibri" w:eastAsia="Calibri" w:hAnsi="Calibri" w:cs="Calibri"/>
-          <w:b/>
-          <w:bCs/>
-          <w:sz w:val="19"/>
-          <w:szCs w:val="19"/>
-        </w:rPr>
-        <w:t>IVF Predict Health</w:t>
-      </w:r>
-      <w:r>
-        <w:rPr>
-          <w:rFonts w:ascii="Calibri" w:eastAsia="Calibri" w:hAnsi="Calibri" w:cs="Calibri"/>
-          <w:sz w:val="19"/>
-          <w:szCs w:val="19"/>
-        </w:rPr>
-        <w:t>, a full-stack web application that helps fertility specialists manage patient records and evaluate IVF treatment risks using AI-assisted clinical insights.</w:t>
-      </w:r>
-    </w:p>
-    <w:p>
-      <w:pPr>
-        <w:pStyle w:val="ListParagraph"/>
-        <w:numPr>
-          <w:ilvl w:val="0"/>
-          <w:numId w:val="2"/>
-        </w:numPr>
-        <w:spacing w:after="40"/>
-      </w:pPr>
-      <w:r>
-        <w:rPr>
-          <w:rFonts w:ascii="Calibri" w:eastAsia="Calibri" w:hAnsi="Calibri" w:cs="Calibri"/>
-          <w:sz w:val="19"/>
-          <w:szCs w:val="19"/>
-        </w:rPr>
-        <w:t>Implemented AI-powered risk assessment, automated clinical report generation, and patient analytics to support evidence-based treatment planning.</w:t>
-      </w:r>
-    </w:p>
-    <w:p>
-      <w:pPr>
-        <w:pStyle w:val="ListParagraph"/>
-        <w:numPr>
-          <w:ilvl w:val="0"/>
-          <w:numId w:val="2"/>
-        </w:numPr>
-        <w:spacing w:after="40"/>
-      </w:pPr>
-      <w:r>
-        <w:rPr>
-          <w:rFonts w:ascii="Calibri" w:eastAsia="Calibri" w:hAnsi="Calibri" w:cs="Calibri"/>
-          <w:sz w:val="19"/>
-          <w:szCs w:val="19"/>
-        </w:rPr>
-        <w:t xml:space="preserve">Built secure authentication, centralized clinic management, and scalable cloud-based data storage using </w:t>
-      </w:r>
-      <w:r>
-        <w:rPr>
-          <w:rFonts w:ascii="Calibri" w:eastAsia="Calibri" w:hAnsi="Calibri" w:cs="Calibri"/>
-          <w:b/>
-          <w:bCs/>
-          <w:sz w:val="19"/>
-          <w:szCs w:val="19"/>
-        </w:rPr>
-        <w:t>React.js</w:t>
-      </w:r>
-      <w:r>
-        <w:rPr>
-          <w:rFonts w:ascii="Calibri" w:eastAsia="Calibri" w:hAnsi="Calibri" w:cs="Calibri"/>
-          <w:sz w:val="19"/>
-          <w:szCs w:val="19"/>
-        </w:rPr>
-        <w:t xml:space="preserve">, </w:t>
-      </w:r>
-      <w:r>
-        <w:rPr>
-          <w:rFonts w:ascii="Calibri" w:eastAsia="Calibri" w:hAnsi="Calibri" w:cs="Calibri"/>
-          <w:b/>
-          <w:bCs/>
-          <w:sz w:val="19"/>
-          <w:szCs w:val="19"/>
-        </w:rPr>
-        <w:t>Python</w:t>
-      </w:r>
-      <w:r>
-        <w:rPr>
-          <w:rFonts w:ascii="Calibri" w:eastAsia="Calibri" w:hAnsi="Calibri" w:cs="Calibri"/>
-          <w:sz w:val="19"/>
-          <w:szCs w:val="19"/>
-        </w:rPr>
-        <w:t xml:space="preserve">, and </w:t>
-      </w:r>
-      <w:proofErr w:type="spellStart"/>
-      <w:r>
-        <w:rPr>
-          <w:rFonts w:ascii="Calibri" w:eastAsia="Calibri" w:hAnsi="Calibri" w:cs="Calibri"/>
-          <w:b/>
-          <w:bCs/>
-          <w:sz w:val="19"/>
-          <w:szCs w:val="19"/>
-        </w:rPr>
-        <w:t>Supabase</w:t>
-      </w:r>
-      <w:proofErr w:type="spellEnd"/>
-      <w:r>
-        <w:rPr>
-          <w:rFonts w:ascii="Calibri" w:eastAsia="Calibri" w:hAnsi="Calibri" w:cs="Calibri"/>
-          <w:sz w:val="19"/>
-          <w:szCs w:val="19"/>
-        </w:rPr>
-        <w:t>, improving data accessibility and operational efficiency.</w:t>
-      </w:r>
-    </w:p>
-    <w:p>
-      <w:pPr>
-        <w:spacing w:after="40"/>
-      </w:pPr>
-    </w:p>
-    <w:p>
-      <w:pPr>
-        <w:spacing w:after="40"/>
-      </w:pPr>
-    </w:p>
-    <w:p>
-      <w:pPr>
-        <w:spacing w:after="40"/>
-      </w:pPr>
-    </w:p>
-    <w:p>
-      <w:pPr>
-        <w:spacing w:after="40"/>
-      </w:pPr>
-    </w:p>
-    <w:p>
-      <w:pPr>
-        <w:spacing w:after="40"/>
-      </w:pPr>
-    </w:p>
-    <w:p>
-      <w:pPr>
-        <w:spacing w:after="40"/>
-      </w:pPr>
-    </w:p>
-    <w:p>
-      <w:pPr>
-        <w:spacing w:after="40"/>
-        <w:rPr>
-          <w:rFonts w:asciiTheme="minorHAnsi" w:hAnsiTheme="minorHAnsi" w:cstheme="minorHAnsi"/>
-          <w:b/>
-          <w:bCs/>
-          <w:lang w:val="en-IN"/>
-        </w:rPr>
-      </w:pPr>
-      <w:proofErr w:type="spellStart"/>
-      <w:r>
-        <w:rPr>
-          <w:rFonts w:asciiTheme="minorHAnsi" w:hAnsiTheme="minorHAnsi" w:cstheme="minorHAnsi"/>
-          <w:b/>
-          <w:bCs/>
-          <w:lang w:val="en-IN"/>
-        </w:rPr>
-        <w:lastRenderedPageBreak/>
-        <w:t>MoodMesh</w:t>
-      </w:r>
-      <w:proofErr w:type="spellEnd"/>
-      <w:r>
-        <w:rPr>
-          <w:rFonts w:asciiTheme="minorHAnsi" w:hAnsiTheme="minorHAnsi" w:cstheme="minorHAnsi"/>
-          <w:b/>
-          <w:bCs/>
-          <w:lang w:val="en-IN"/>
-        </w:rPr>
-        <w:t xml:space="preserve"> – AI-Powered Mental Wellness Android Application </w:t>
-      </w:r>
-    </w:p>
-    <w:p>
-      <w:pPr>
-        <w:spacing w:after="40"/>
-        <w:rPr>
-          <w:rFonts w:asciiTheme="minorHAnsi" w:hAnsiTheme="minorHAnsi" w:cstheme="minorHAnsi"/>
-          <w:lang w:val="en-IN"/>
-        </w:rPr>
-      </w:pPr>
-      <w:r>
-        <w:rPr>
-          <w:rFonts w:asciiTheme="minorHAnsi" w:hAnsiTheme="minorHAnsi" w:cstheme="minorHAnsi"/>
-          <w:lang w:val="en-IN"/>
-        </w:rPr>
-        <w:t xml:space="preserve">Java | Android Studio | </w:t>
-      </w:r>
-      <w:proofErr w:type="spellStart"/>
-      <w:r>
-        <w:rPr>
-          <w:rFonts w:asciiTheme="minorHAnsi" w:hAnsiTheme="minorHAnsi" w:cstheme="minorHAnsi"/>
-          <w:lang w:val="en-IN"/>
-        </w:rPr>
-        <w:t>Supabase</w:t>
-      </w:r>
-      <w:proofErr w:type="spellEnd"/>
-      <w:r>
-        <w:rPr>
-          <w:rFonts w:asciiTheme="minorHAnsi" w:hAnsiTheme="minorHAnsi" w:cstheme="minorHAnsi"/>
-          <w:lang w:val="en-IN"/>
-        </w:rPr>
-        <w:t xml:space="preserve"> | </w:t>
-      </w:r>
-      <w:r>
-        <w:rPr>
-          <w:rFonts w:asciiTheme="minorHAnsi" w:hAnsiTheme="minorHAnsi" w:cstheme="minorHAnsi"/>
-          <w:lang w:val="en-IN"/>
-        </w:rPr>
-        <w:t>XML</w:t>
-      </w:r>
-    </w:p>
-    <w:p>
-      <w:pPr>
-        <w:spacing w:after="40"/>
-        <w:rPr>
-          <w:rFonts w:asciiTheme="minorHAnsi" w:hAnsiTheme="minorHAnsi" w:cstheme="minorHAnsi"/>
-          <w:lang w:val="en-IN"/>
-        </w:rPr>
-      </w:pPr>
-    </w:p>
-    <w:p>
-      <w:pPr>
-        <w:numPr>
-          <w:ilvl w:val="0"/>
-          <w:numId w:val="3"/>
-        </w:numPr>
-        <w:spacing w:after="40"/>
-        <w:rPr>
-          <w:lang w:val="en-IN"/>
-        </w:rPr>
-      </w:pPr>
-      <w:r>
-        <w:rPr>
-          <w:lang w:val="en-IN"/>
-        </w:rPr>
-        <w:t xml:space="preserve">Developed </w:t>
-      </w:r>
-      <w:proofErr w:type="spellStart"/>
-      <w:r>
-        <w:rPr>
-          <w:b/>
-          <w:bCs/>
-          <w:lang w:val="en-IN"/>
-        </w:rPr>
-        <w:t>MoodMesh</w:t>
-      </w:r>
-      <w:proofErr w:type="spellEnd"/>
-      <w:r>
-        <w:rPr>
-          <w:lang w:val="en-IN"/>
-        </w:rPr>
-        <w:t xml:space="preserve">, an Android application that enables users to track their daily mental well-being through AI-assisted mood assessments and personalized wellness insights. </w:t>
-      </w:r>
-    </w:p>
-    <w:p>
-      <w:pPr>
-        <w:numPr>
-          <w:ilvl w:val="0"/>
-          <w:numId w:val="3"/>
-        </w:numPr>
-        <w:spacing w:after="40"/>
-        <w:rPr>
-          <w:lang w:val="en-IN"/>
-        </w:rPr>
-      </w:pPr>
-      <w:r>
-        <w:rPr>
-          <w:lang w:val="en-IN"/>
-        </w:rPr>
-        <w:t>Implemented secure user authentication, daily mood check-ins, wellness score analytics, and AI-generated wellness cards with cloud-based data storage using</w:t>
-      </w:r>
-      <w:r>
-        <w:rPr>
-          <w:lang w:val="en-IN"/>
-        </w:rPr>
-        <w:t xml:space="preserve"> </w:t>
-      </w:r>
-      <w:r>
-        <w:rPr>
-          <w:b/>
-          <w:bCs/>
-          <w:lang w:val="en-IN"/>
-        </w:rPr>
-        <w:t>XML</w:t>
-      </w:r>
-      <w:r>
-        <w:rPr>
-          <w:lang w:val="en-IN"/>
-        </w:rPr>
-        <w:t>,</w:t>
-      </w:r>
-      <w:r>
-        <w:rPr>
-          <w:lang w:val="en-IN"/>
-        </w:rPr>
-        <w:t xml:space="preserve"> </w:t>
-      </w:r>
-      <w:r>
-        <w:rPr>
-          <w:b/>
-          <w:bCs/>
-          <w:lang w:val="en-IN"/>
-        </w:rPr>
-        <w:t xml:space="preserve">Java, Android Studio, and </w:t>
-      </w:r>
-      <w:proofErr w:type="spellStart"/>
-      <w:r>
-        <w:rPr>
-          <w:b/>
-          <w:bCs/>
-          <w:lang w:val="en-IN"/>
-        </w:rPr>
-        <w:t>Supabase</w:t>
-      </w:r>
-      <w:proofErr w:type="spellEnd"/>
-      <w:r>
-        <w:rPr>
-          <w:lang w:val="en-IN"/>
-        </w:rPr>
-        <w:t xml:space="preserve">. </w:t>
-      </w:r>
-    </w:p>
-    <w:p>
-      <w:pPr>
-        <w:numPr>
-          <w:ilvl w:val="0"/>
-          <w:numId w:val="3"/>
-        </w:numPr>
-        <w:spacing w:after="40"/>
-        <w:rPr>
-          <w:lang w:val="en-IN"/>
-        </w:rPr>
-      </w:pPr>
-      <w:r>
-        <w:rPr>
-          <w:lang w:val="en-IN"/>
-        </w:rPr>
-        <w:t>Built role-based student and administrator modules featuring batch management, anonymous mood trend analysis, and real-time analytics to support proactive mental health monitoring.</w:t>
-      </w:r>
-    </w:p>
-    <w:p>
-      <w:pPr>
-        <w:spacing w:after="120"/>
-        <w:rPr>
-          <w:rFonts w:ascii="Calibri" w:eastAsia="Calibri" w:hAnsi="Calibri" w:cs="Calibri"/>
-          <w:sz w:val="19"/>
-          <w:szCs w:val="19"/>
-        </w:rPr>
-      </w:pPr>
-    </w:p>
-    <w:p>
-      <w:pPr>
-        <w:keepNext/>
-        <w:keepLines/>
-        <w:shd w:val="clear" w:color="auto" w:fill="D9D9D9"/>
-        <w:spacing w:before="40" w:after="40" w:line="260" w:lineRule="auto"/>
-        <w:ind w:right="100"/>
-      </w:pPr>
-      <w:r>
-        <w:rPr>
-          <w:rFonts w:ascii="Calibri" w:eastAsia="Calibri" w:hAnsi="Calibri" w:cs="Calibri"/>
-          <w:b/>
-          <w:bCs/>
-        </w:rPr>
-        <w:t>SKILLS</w:t>
-      </w:r>
-    </w:p>
-    <w:p>
-      <w:pPr>
-        <w:spacing w:after="20"/>
-        <w:rPr>
-          <w:rFonts w:ascii="Calibri" w:eastAsia="Calibri" w:hAnsi="Calibri" w:cs="Calibri"/>
-          <w:b/>
-          <w:bCs/>
-          <w:sz w:val="19"/>
-          <w:szCs w:val="19"/>
-        </w:rPr>
-      </w:pPr>
-    </w:p>
-    <w:p>
-      <w:pPr>
-        <w:spacing w:after="20"/>
-        <w:rPr>
-          <w:rFonts w:ascii="Calibri" w:eastAsia="Calibri" w:hAnsi="Calibri" w:cs="Calibri"/>
-          <w:sz w:val="19"/>
-          <w:szCs w:val="19"/>
-        </w:rPr>
-      </w:pPr>
-      <w:r>
-        <w:rPr>
-          <w:rFonts w:ascii="Calibri" w:eastAsia="Calibri" w:hAnsi="Calibri" w:cs="Calibri"/>
-          <w:b/>
-          <w:bCs/>
-          <w:sz w:val="19"/>
-          <w:szCs w:val="19"/>
-        </w:rPr>
-        <w:t xml:space="preserve">Programming Languages: </w:t>
-      </w:r>
-      <w:r>
-        <w:rPr>
-          <w:rFonts w:ascii="Calibri" w:eastAsia="Calibri" w:hAnsi="Calibri" w:cs="Calibri"/>
-          <w:sz w:val="19"/>
-          <w:szCs w:val="19"/>
-        </w:rPr>
-        <w:t xml:space="preserve">Python, Java, JavaScript, </w:t>
-      </w:r>
-      <w:proofErr w:type="spellStart"/>
-      <w:proofErr w:type="gramStart"/>
-      <w:r>
-        <w:rPr>
-          <w:rFonts w:ascii="Calibri" w:eastAsia="Calibri" w:hAnsi="Calibri" w:cs="Calibri"/>
-          <w:sz w:val="19"/>
-          <w:szCs w:val="19"/>
-        </w:rPr>
-        <w:t>TypeScript</w:t>
-      </w:r>
-      <w:r>
-        <w:rPr>
-          <w:rFonts w:ascii="Calibri" w:eastAsia="Calibri" w:hAnsi="Calibri" w:cs="Calibri"/>
-          <w:sz w:val="19"/>
-          <w:szCs w:val="19"/>
-        </w:rPr>
-        <w:t>,Sql</w:t>
-      </w:r>
-      <w:proofErr w:type="spellEnd"/>
-      <w:proofErr w:type="gramEnd"/>
-    </w:p>
-    <w:p>
-      <w:pPr>
-        <w:spacing w:after="20"/>
-        <w:rPr>
-          <w:rFonts w:ascii="Calibri" w:eastAsia="Calibri" w:hAnsi="Calibri" w:cs="Calibri"/>
-          <w:sz w:val="19"/>
-          <w:szCs w:val="19"/>
-        </w:rPr>
-      </w:pPr>
-      <w:r>
-        <w:rPr>
-          <w:rFonts w:ascii="Calibri" w:eastAsia="Calibri" w:hAnsi="Calibri" w:cs="Calibri"/>
-          <w:b/>
-          <w:bCs/>
-          <w:sz w:val="19"/>
-          <w:szCs w:val="19"/>
-        </w:rPr>
-        <w:t>Frameworks &amp; Libraries</w:t>
-      </w:r>
-      <w:r>
-        <w:rPr>
-          <w:rFonts w:ascii="Calibri" w:eastAsia="Calibri" w:hAnsi="Calibri" w:cs="Calibri"/>
-          <w:sz w:val="19"/>
-          <w:szCs w:val="19"/>
-        </w:rPr>
-        <w:t>: React.js, Node.js</w:t>
-      </w:r>
-    </w:p>
-    <w:p>
-      <w:pPr>
-        <w:rPr>
-          <w:rFonts w:ascii="Calibri" w:eastAsia="Calibri" w:hAnsi="Calibri" w:cs="Calibri"/>
-          <w:sz w:val="19"/>
-          <w:szCs w:val="19"/>
-        </w:rPr>
-      </w:pPr>
-      <w:r>
-        <w:rPr>
-          <w:rFonts w:ascii="Calibri" w:eastAsia="Calibri" w:hAnsi="Calibri" w:cs="Calibri"/>
-          <w:b/>
-          <w:bCs/>
-          <w:sz w:val="19"/>
-          <w:szCs w:val="19"/>
-        </w:rPr>
-        <w:t>Databases</w:t>
-      </w:r>
-      <w:r>
-        <w:rPr>
-          <w:rFonts w:ascii="Calibri" w:eastAsia="Calibri" w:hAnsi="Calibri" w:cs="Calibri"/>
-          <w:sz w:val="19"/>
-          <w:szCs w:val="19"/>
-        </w:rPr>
-        <w:t xml:space="preserve">: </w:t>
-      </w:r>
-      <w:proofErr w:type="spellStart"/>
-      <w:proofErr w:type="gramStart"/>
-      <w:r>
-        <w:rPr>
-          <w:rFonts w:ascii="Calibri" w:eastAsia="Calibri" w:hAnsi="Calibri" w:cs="Calibri"/>
-          <w:sz w:val="19"/>
-          <w:szCs w:val="19"/>
-        </w:rPr>
-        <w:t>Supabase</w:t>
-      </w:r>
-      <w:proofErr w:type="spellEnd"/>
-      <w:r>
-        <w:rPr>
-          <w:rFonts w:ascii="Calibri" w:eastAsia="Calibri" w:hAnsi="Calibri" w:cs="Calibri"/>
-          <w:sz w:val="19"/>
-          <w:szCs w:val="19"/>
-        </w:rPr>
-        <w:t xml:space="preserve"> ,</w:t>
-      </w:r>
-      <w:proofErr w:type="gramEnd"/>
-      <w:r>
-        <w:rPr>
-          <w:rFonts w:ascii="Calibri" w:eastAsia="Calibri" w:hAnsi="Calibri" w:cs="Calibri"/>
-          <w:sz w:val="19"/>
-          <w:szCs w:val="19"/>
-        </w:rPr>
-        <w:t xml:space="preserve"> Firebase</w:t>
-      </w:r>
-    </w:p>
-    <w:p>
-      <w:pPr>
-        <w:rPr>
-          <w:rFonts w:ascii="Calibri" w:eastAsia="Calibri" w:hAnsi="Calibri" w:cs="Calibri"/>
-          <w:b/>
-          <w:bCs/>
-          <w:sz w:val="19"/>
-          <w:szCs w:val="19"/>
-        </w:rPr>
-      </w:pPr>
-      <w:r>
-        <w:rPr>
-          <w:rFonts w:ascii="Calibri" w:eastAsia="Calibri" w:hAnsi="Calibri" w:cs="Calibri"/>
-          <w:b/>
-          <w:bCs/>
-          <w:sz w:val="19"/>
-          <w:szCs w:val="19"/>
-        </w:rPr>
-        <w:t>Developer Tools</w:t>
-      </w:r>
-      <w:r>
-        <w:rPr>
-          <w:rFonts w:ascii="Calibri" w:eastAsia="Calibri" w:hAnsi="Calibri" w:cs="Calibri"/>
-          <w:sz w:val="19"/>
-          <w:szCs w:val="19"/>
-        </w:rPr>
-        <w:t xml:space="preserve">: GitHub, VS </w:t>
-      </w:r>
-      <w:proofErr w:type="spellStart"/>
-      <w:proofErr w:type="gramStart"/>
-      <w:r>
-        <w:rPr>
-          <w:rFonts w:ascii="Calibri" w:eastAsia="Calibri" w:hAnsi="Calibri" w:cs="Calibri"/>
-          <w:sz w:val="19"/>
-          <w:szCs w:val="19"/>
-        </w:rPr>
-        <w:t>Code</w:t>
-      </w:r>
-      <w:r>
-        <w:rPr>
-          <w:rFonts w:ascii="Calibri" w:eastAsia="Calibri" w:hAnsi="Calibri" w:cs="Calibri"/>
-          <w:sz w:val="19"/>
-          <w:szCs w:val="19"/>
-        </w:rPr>
-        <w:t>,android</w:t>
-      </w:r>
-      <w:proofErr w:type="spellEnd"/>
-      <w:proofErr w:type="gramEnd"/>
-      <w:r>
-        <w:rPr>
-          <w:rFonts w:ascii="Calibri" w:eastAsia="Calibri" w:hAnsi="Calibri" w:cs="Calibri"/>
-          <w:sz w:val="19"/>
-          <w:szCs w:val="19"/>
-        </w:rPr>
-        <w:t xml:space="preserve"> studio</w:t>
-      </w:r>
-    </w:p>
-    <w:p>
-      <w:pPr>
-        <w:rPr>
-          <w:rFonts w:ascii="Calibri" w:eastAsia="Calibri" w:hAnsi="Calibri" w:cs="Calibri"/>
-          <w:sz w:val="19"/>
-          <w:szCs w:val="19"/>
-        </w:rPr>
-      </w:pPr>
-      <w:r>
-        <w:rPr>
-          <w:rFonts w:ascii="Calibri" w:eastAsia="Calibri" w:hAnsi="Calibri" w:cs="Calibri"/>
-          <w:b/>
-          <w:bCs/>
-          <w:sz w:val="19"/>
-          <w:szCs w:val="19"/>
-        </w:rPr>
-        <w:t xml:space="preserve">Platforms: </w:t>
-      </w:r>
-      <w:r>
-        <w:rPr>
-          <w:rFonts w:ascii="Calibri" w:eastAsia="Calibri" w:hAnsi="Calibri" w:cs="Calibri"/>
-          <w:sz w:val="19"/>
-          <w:szCs w:val="19"/>
-        </w:rPr>
-        <w:t>Full-Stack Web Development, Android Development, REST APIs, Authentication</w:t>
-      </w:r>
-    </w:p>
-    <w:p>
-      <w:pPr>
-        <w:rPr>
-          <w:rFonts w:ascii="Calibri" w:eastAsia="Calibri" w:hAnsi="Calibri" w:cs="Calibri"/>
-          <w:sz w:val="19"/>
-          <w:szCs w:val="19"/>
-        </w:rPr>
-      </w:pPr>
-      <w:r>
-        <w:rPr>
-          <w:rFonts w:ascii="Calibri" w:eastAsia="Calibri" w:hAnsi="Calibri" w:cs="Calibri"/>
-          <w:b/>
-          <w:bCs/>
-          <w:sz w:val="19"/>
-          <w:szCs w:val="19"/>
-        </w:rPr>
-        <w:t xml:space="preserve">Soft Skills: </w:t>
-      </w:r>
-      <w:r>
-        <w:rPr>
-          <w:rFonts w:ascii="Calibri" w:eastAsia="Calibri" w:hAnsi="Calibri" w:cs="Calibri"/>
-          <w:sz w:val="19"/>
-          <w:szCs w:val="19"/>
-        </w:rPr>
-        <w:t>Problem Solving, Team Collaboration, Communication, Analytical Thinking</w:t>
-      </w:r>
-    </w:p>
-    <w:p>
-      <w:pPr>
-        <w:rPr>
-          <w:rFonts w:ascii="Calibri" w:eastAsia="Calibri" w:hAnsi="Calibri" w:cs="Calibri"/>
-          <w:sz w:val="19"/>
-          <w:szCs w:val="19"/>
-        </w:rPr>
-      </w:pPr>
-      <w:r>
-        <w:rPr>
-          <w:rFonts w:ascii="Calibri" w:eastAsia="Calibri" w:hAnsi="Calibri" w:cs="Calibri"/>
-          <w:b/>
-          <w:bCs/>
-          <w:sz w:val="19"/>
-          <w:szCs w:val="19"/>
-        </w:rPr>
-        <w:t xml:space="preserve">Spoken Languages: </w:t>
-      </w:r>
-      <w:r>
-        <w:rPr>
-          <w:rFonts w:ascii="Calibri" w:eastAsia="Calibri" w:hAnsi="Calibri" w:cs="Calibri"/>
-          <w:sz w:val="19"/>
-          <w:szCs w:val="19"/>
-        </w:rPr>
-        <w:t>English, Hindi, Marathi</w:t>
-      </w:r>
-    </w:p>
-    <w:p/>
-    <w:p>
-      <w:pPr>
-        <w:keepNext/>
-        <w:keepLines/>
-        <w:shd w:val="clear" w:color="auto" w:fill="D9D9D9"/>
-        <w:spacing w:before="40" w:after="40" w:line="260" w:lineRule="auto"/>
-        <w:ind w:right="100"/>
-      </w:pPr>
-      <w:r>
-        <w:rPr>
-          <w:rFonts w:ascii="Calibri" w:eastAsia="Calibri" w:hAnsi="Calibri" w:cs="Calibri"/>
-          <w:b/>
-          <w:bCs/>
-        </w:rPr>
-        <w:t>CERTIFICATIONS</w:t>
-      </w:r>
-    </w:p>
-    <w:p>
-      <w:pPr>
-        <w:keepNext/>
-        <w:keepLines/>
+        <w:rPr>
+          <w:rFonts w:ascii="Calibri" w:eastAsia="Calibri" w:hAnsi="Calibri" w:cs="Calibri"/>
+          <w:sz w:val="19"/>
+          <w:szCs w:val="19"/>
+        </w:rPr>
+      </w:pPr>
+      <w:r>
+        <w:rPr>
+          <w:rFonts w:ascii="Calibri" w:eastAsia="Calibri" w:hAnsi="Calibri" w:cs="Calibri"/>
+          <w:sz w:val="19"/>
+          <w:szCs w:val="19"/>
+        </w:rPr>
+        <w:t>Linux Training – Linux Fundamentals via IIT Bombay Spoken Tutorial, Sep 2024</w:t>
+      </w:r>
+      <w:r>
+        <w:rPr>
+          <w:rFonts w:ascii="Calibri" w:eastAsia="Calibri" w:hAnsi="Calibri" w:cs="Calibri"/>
+          <w:sz w:val="19"/>
+          <w:szCs w:val="19"/>
+        </w:rPr>
+        <w:t xml:space="preserve">.                                                                    </w:t>
+      </w:r>
+    </w:p>
+    <w:p>
+      <w:pPr>
         <w:tabs>
           <w:tab w:val="right" w:pos="9026"/>
         </w:tabs>
@@ -2148,68 +1919,6 @@
           <w:szCs w:val="19"/>
         </w:rPr>
       </w:pPr>
-    </w:p>
-    <w:p>
-      <w:pPr>
-        <w:keepNext/>
-        <w:keepLines/>
-        <w:tabs>
-          <w:tab w:val="right" w:pos="9026"/>
-        </w:tabs>
-        <w:spacing w:after="20"/>
-        <w:rPr>
-          <w:rFonts w:ascii="Calibri" w:eastAsia="Calibri" w:hAnsi="Calibri" w:cs="Calibri"/>
-          <w:sz w:val="19"/>
-          <w:szCs w:val="19"/>
-        </w:rPr>
-      </w:pPr>
-      <w:r>
-        <w:rPr>
-          <w:rFonts w:ascii="Calibri" w:eastAsia="Calibri" w:hAnsi="Calibri" w:cs="Calibri"/>
-          <w:sz w:val="19"/>
-          <w:szCs w:val="19"/>
-        </w:rPr>
-        <w:t>Generative AI Mastery</w:t>
-      </w:r>
-      <w:r>
-        <w:rPr>
-          <w:rFonts w:ascii="Calibri" w:eastAsia="Calibri" w:hAnsi="Calibri" w:cs="Calibri"/>
-          <w:sz w:val="19"/>
-          <w:szCs w:val="19"/>
-        </w:rPr>
-        <w:t xml:space="preserve">- </w:t>
-      </w:r>
-      <w:r>
-        <w:rPr>
-          <w:rFonts w:ascii="Calibri" w:eastAsia="Calibri" w:hAnsi="Calibri" w:cs="Calibri"/>
-          <w:sz w:val="19"/>
-          <w:szCs w:val="19"/>
-        </w:rPr>
-        <w:t>Revolutionizing Game Development – AI &amp; Generative AI via HP (edX), Nov 2025</w:t>
-      </w:r>
-      <w:r>
-        <w:rPr>
-          <w:rFonts w:ascii="Calibri" w:eastAsia="Calibri" w:hAnsi="Calibri" w:cs="Calibri"/>
-          <w:sz w:val="19"/>
-          <w:szCs w:val="19"/>
-        </w:rPr>
-        <w:t xml:space="preserve"> </w:t>
-      </w:r>
-    </w:p>
-    <w:p>
-      <w:pPr>
-        <w:keepNext/>
-        <w:keepLines/>
-        <w:tabs>
-          <w:tab w:val="right" w:pos="9026"/>
-        </w:tabs>
-        <w:spacing w:after="20"/>
-        <w:rPr>
-          <w:rFonts w:ascii="Calibri" w:eastAsia="Calibri" w:hAnsi="Calibri" w:cs="Calibri"/>
-          <w:sz w:val="19"/>
-          <w:szCs w:val="19"/>
-        </w:rPr>
-      </w:pPr>
       <w:r>
         <w:rPr>
           <w:rFonts w:ascii="Calibri" w:eastAsia="Calibri" w:hAnsi="Calibri" w:cs="Calibri"/>
@@ -2224,84 +1933,8 @@
           <w:sz w:val="19"/>
           <w:szCs w:val="19"/>
         </w:rPr>
-        <w:t>e0068eb1873c44c2bc1fc03c806dd249</w:t>
-      </w:r>
-    </w:p>
-    <w:p>
-      <w:pPr>
-        <w:keepNext/>
-        <w:keepLines/>
-        <w:tabs>
-          <w:tab w:val="right" w:pos="9026"/>
-        </w:tabs>
-        <w:spacing w:after="20"/>
-      </w:pPr>
-    </w:p>
-    <w:p>
-      <w:pPr>
-        <w:tabs>
-          <w:tab w:val="right" w:pos="9026"/>
-        </w:tabs>
-        <w:spacing w:after="20"/>
-        <w:rPr>
-          <w:rFonts w:ascii="Calibri" w:eastAsia="Calibri" w:hAnsi="Calibri" w:cs="Calibri"/>
-          <w:sz w:val="19"/>
-          <w:szCs w:val="19"/>
-        </w:rPr>
-      </w:pPr>
-      <w:r>
-        <w:rPr>
-          <w:rFonts w:ascii="Calibri" w:eastAsia="Calibri" w:hAnsi="Calibri" w:cs="Calibri"/>
-          <w:sz w:val="19"/>
-          <w:szCs w:val="19"/>
-        </w:rPr>
-        <w:t>Linux Training – Linux Fundamentals via IIT Bombay Spoken Tutorial, Sep 2024</w:t>
-      </w:r>
-      <w:r>
-        <w:rPr>
-          <w:rFonts w:ascii="Calibri" w:eastAsia="Calibri" w:hAnsi="Calibri" w:cs="Calibri"/>
-          <w:sz w:val="19"/>
-          <w:szCs w:val="19"/>
-        </w:rPr>
-        <w:t xml:space="preserve">.                                                                    </w:t>
-      </w:r>
-    </w:p>
-    <w:p>
-      <w:pPr>
-        <w:tabs>
-          <w:tab w:val="right" w:pos="9026"/>
-        </w:tabs>
-        <w:spacing w:after="20"/>
-        <w:rPr>
-          <w:rFonts w:ascii="Calibri" w:eastAsia="Calibri" w:hAnsi="Calibri" w:cs="Calibri"/>
-          <w:sz w:val="19"/>
-          <w:szCs w:val="19"/>
-        </w:rPr>
-      </w:pPr>
-      <w:r>
-        <w:rPr>
-          <w:rFonts w:ascii="Calibri" w:eastAsia="Calibri" w:hAnsi="Calibri" w:cs="Calibri"/>
-          <w:sz w:val="19"/>
-          <w:szCs w:val="19"/>
-        </w:rPr>
-        <w:t xml:space="preserve">Credential ID: </w:t>
-      </w:r>
-      <w:r>
-        <w:rPr>
-          <w:rFonts w:ascii="Calibri" w:eastAsia="Calibri" w:hAnsi="Calibri" w:cs="Calibri"/>
-          <w:sz w:val="19"/>
-          <w:szCs w:val="19"/>
-        </w:rPr>
         <w:t>3568985KGU</w:t>
       </w:r>
-    </w:p>
-    <w:p>
-      <w:pPr>
-        <w:tabs>
-          <w:tab w:val="right" w:pos="9026"/>
-        </w:tabs>
-        <w:spacing w:after="20"/>
-      </w:pPr>
     </w:p>
     <w:p>
       <w:pPr>
@@ -2347,16 +1980,6 @@
         </w:rPr>
         <w:t>356898534W</w:t>
       </w:r>
-    </w:p>
-    <w:p>
-      <w:pPr>
-        <w:keepNext/>
-        <w:keepLines/>
-        <w:tabs>
-          <w:tab w:val="right" w:pos="9026"/>
-        </w:tabs>
-        <w:spacing w:after="20"/>
-      </w:pPr>
     </w:p>
     <w:sectPr>
       <w:pgSz w:w="12240" w:h="15840"/>
@@ -2369,7 +1992,7 @@
 </file>
 
 <file path=word/numbering.xml><?xml version="1.0" encoding="utf-8"?>
-<w:numbering xmlns:wpc="http://schemas.microsoft.com/office/word/2010/wordprocessingCanvas" xmlns:cx="http://schemas.microsoft.com/office/drawing/2014/chartex" xmlns:cx1="http://schemas.microsoft.com/office/drawing/2015/9/8/chartex" xmlns:cx2="http://schemas.microsoft.com/office/drawing/2015/10/21/chartex" xmlns:cx3="http://schemas.microsoft.com/office/drawing/2016/5/9/chartex" xmlns:cx4="http://schemas.microsoft.com/office/drawing/2016/5/10/chartex" xmlns:cx5="http://schemas.microsoft.com/office/drawing/2016/5/11/chartex" xmlns:cx6="http://schemas.microsoft.com/office/drawing/2016/5/12/chartex" xmlns:cx7="http://schemas.microsoft.com/office/drawing/2016/5/13/chartex" xmlns:cx8="http://schemas.microsoft.com/office/drawing/2016/5/14/chartex" xmlns:mc="http://schemas.openxmlformats.org/markup-compatibility/2006" xmlns:aink="http://schemas.microsoft.com/office/drawing/2016/ink" xmlns:am3d="http://schemas.microsoft.com/office/drawing/2017/model3d" xmlns:o="urn:schemas-microsoft-com:office:office" xmlns:oel="http://schemas.microsoft.com/office/2019/extlst" xmlns:r="http://schemas.openxmlformats.org/officeDocument/2006/relationships" xmlns:m="http://schemas.openxmlformats.org/officeDocument/2006/math" xmlns:v="urn:schemas-microsoft-com:vml" xmlns:wp14="http://schemas.microsoft.com/office/word/2010/wordprocessingDrawing" xmlns:wp="http://schemas.openxmlformats.org/drawingml/2006/wordprocessingDrawing" xmlns:w10="urn:schemas-microsoft-com:office:word" xmlns:w="http://schemas.openxmlformats.org/wordprocessingml/2006/main" xmlns:w14="http://schemas.microsoft.com/office/word/2010/wordml" xmlns:w15="http://schemas.microsoft.com/office/word/2012/wordml" xmlns:w16cex="http://schemas.microsoft.com/office/word/2018/wordml/cex" xmlns:w16cid="http://schemas.microsoft.com/office/word/2016/wordml/cid" xmlns:w16="http://schemas.microsoft.com/office/word/2018/wordml" xmlns:w16du="http://schemas.microsoft.com/office/word/2023/wordml/word16du" xmlns:w16sdtdh="http://schemas.microsoft.com/office/word/2020/wordml/sdtdatahash" xmlns:w16sdtfl="http://schemas.microsoft.com/office/word/2024/wordml/sdtformatlock" xmlns:w16se="http://schemas.microsoft.com/office/word/2015/wordml/symex" xmlns:wpg="http://schemas.microsoft.com/office/word/2010/wordprocessingGroup" xmlns:wpi="http://schemas.microsoft.com/office/word/2010/wordprocessingInk" xmlns:wne="http://schemas.microsoft.com/office/word/2006/wordml" xmlns:wps="http://schemas.microsoft.com/office/word/2010/wordprocessingShape" mc:Ignorable="w14 w15 w16se w16cid w16 w16cex w16sdtdh w16sdtfl w16du wp14">
+<w:numbering xmlns:wpc="http://schemas.microsoft.com/office/word/2010/wordprocessingCanvas" xmlns:cx="http://schemas.microsoft.com/office/drawing/2014/chartex" xmlns:cx1="http://schemas.microsoft.com/office/drawing/2015/9/8/chartex" xmlns:cx2="http://schemas.microsoft.com/office/drawing/2015/10/21/chartex" xmlns:cx3="http://schemas.microsoft.com/office/drawing/2016/5/9/chartex" xmlns:cx4="http://schemas.microsoft.com/office/drawing/2016/5/10/chartex" xmlns:cx5="http://schemas.microsoft.com/office/drawing/2016/5/11/chartex" xmlns:cx6="http://schemas.microsoft.com/office/drawing/2016/5/12/chartex" xmlns:cx7="http://schemas.microsoft.com/office/drawing/2016/5/13/chartex" xmlns:cx8="http://schemas.microsoft.com/office/drawing/2016/5/14/chartex" xmlns:mc="http://schemas.openxmlformats.org/markup-compatibility/2006" xmlns:aink="http://schemas.microsoft.com/office/drawing/2016/ink" xmlns:am3d="http://schemas.microsoft.com/office/drawing/2017/model3d" xmlns:o="urn:schemas-microsoft-com:office:office" xmlns:oel="http://schemas.microsoft.com/office/2019/extlst" xmlns:r="http://schemas.openxmlformats.org/officeDocument/2006/relationships" xmlns:m="http://schemas.openxmlformats.org/officeDocument/2006/math" xmlns:v="urn:schemas-microsoft-com:vml" xmlns:wp14="http://schemas.microsoft.com/office/word/2010/wordprocessingDrawing" xmlns:wp="http://schemas.openxmlformats.org/drawingml/2006/wordprocessingDrawing" xmlns:w10="urn:schemas-microsoft-com:office:word" xmlns:w="http://schemas.openxmlformats.org/wordprocessingml/2006/main" xmlns:w14="http://schemas.microsoft.com/office/word/2010/wordml" xmlns:w15="http://schemas.microsoft.com/office/word/2012/wordml" xmlns:w16cei="http://schemas.microsoft.com/office/word/2026/wordml/cei" xmlns:w16cex="http://schemas.microsoft.com/office/word/2018/wordml/cex" xmlns:w16cid="http://schemas.microsoft.com/office/word/2016/wordml/cid" xmlns:w16="http://schemas.microsoft.com/office/word/2018/wordml" xmlns:w16du="http://schemas.microsoft.com/office/word/2023/wordml/word16du" xmlns:w16sdtdh="http://schemas.microsoft.com/office/word/2020/wordml/sdtdatahash" xmlns:w16sdtfl="http://schemas.microsoft.com/office/word/2024/wordml/sdtformatlock" xmlns:w16se="http://schemas.microsoft.com/office/word/2015/wordml/symex" xmlns:wpg="http://schemas.microsoft.com/office/word/2010/wordprocessingGroup" xmlns:wpi="http://schemas.microsoft.com/office/word/2010/wordprocessingInk" xmlns:wne="http://schemas.microsoft.com/office/word/2006/wordml" xmlns:wps="http://schemas.microsoft.com/office/word/2010/wordprocessingShape" mc:Ignorable="w14 w15 w16se w16cid w16 w16cex w16sdtdh w16sdtfl w16du wp14">
   <w:abstractNum w:abstractNumId="0" w15:restartNumberingAfterBreak="0">
     <w:nsid w:val="189304D7"/>
     <w:multiLevelType w:val="hybridMultilevel"/>
@@ -3157,6 +2780,7 @@
   <w:style w:type="character" w:default="1" w:styleId="DefaultParagraphFont">
     <w:name w:val="Default Paragraph Font"/>
     <w:uiPriority w:val="1"/>
+    <w:semiHidden/>
     <w:unhideWhenUsed/>
   </w:style>
   <w:style w:type="table" w:default="1" w:styleId="TableNormal">
